--- a/docs/MODULES/Authentication.docx
+++ b/docs/MODULES/Authentication.docx
@@ -378,6 +378,12 @@
               <w:right w:w="60" w:type="dxa"/>
             </w:tcMar>
             <w:shd w:fill="1A365D" w:val="clear"/>
+            <w:tcMar>
+              <w:top w:w="40" w:type="dxa"/>
+              <w:bottom w:w="40" w:type="dxa"/>
+              <w:left w:w="60" w:type="dxa"/>
+              <w:right w:w="60" w:type="dxa"/>
+            </w:tcMar>
           </w:tcPr>
           <w:p>
             <w:pPr>
@@ -405,6 +411,12 @@
               <w:right w:w="60" w:type="dxa"/>
             </w:tcMar>
             <w:shd w:fill="1A365D" w:val="clear"/>
+            <w:tcMar>
+              <w:top w:w="40" w:type="dxa"/>
+              <w:bottom w:w="40" w:type="dxa"/>
+              <w:left w:w="60" w:type="dxa"/>
+              <w:right w:w="60" w:type="dxa"/>
+            </w:tcMar>
           </w:tcPr>
           <w:p>
             <w:pPr>
@@ -432,6 +444,12 @@
               <w:right w:w="60" w:type="dxa"/>
             </w:tcMar>
             <w:shd w:fill="1A365D" w:val="clear"/>
+            <w:tcMar>
+              <w:top w:w="40" w:type="dxa"/>
+              <w:bottom w:w="40" w:type="dxa"/>
+              <w:left w:w="60" w:type="dxa"/>
+              <w:right w:w="60" w:type="dxa"/>
+            </w:tcMar>
           </w:tcPr>
           <w:p>
             <w:pPr>
@@ -454,6 +472,12 @@
       <w:tr>
         <w:tc>
           <w:tcPr>
+            <w:tcMar>
+              <w:top w:w="40" w:type="dxa"/>
+              <w:bottom w:w="40" w:type="dxa"/>
+              <w:left w:w="60" w:type="dxa"/>
+              <w:right w:w="60" w:type="dxa"/>
+            </w:tcMar>
             <w:tcMar>
               <w:top w:w="40" w:type="dxa"/>
               <w:bottom w:w="40" w:type="dxa"/>
@@ -484,6 +508,12 @@
               <w:left w:w="60" w:type="dxa"/>
               <w:right w:w="60" w:type="dxa"/>
             </w:tcMar>
+            <w:tcMar>
+              <w:top w:w="40" w:type="dxa"/>
+              <w:bottom w:w="40" w:type="dxa"/>
+              <w:left w:w="60" w:type="dxa"/>
+              <w:right w:w="60" w:type="dxa"/>
+            </w:tcMar>
           </w:tcPr>
           <w:p>
             <w:pPr>
@@ -503,6 +533,12 @@
         </w:tc>
         <w:tc>
           <w:tcPr>
+            <w:tcMar>
+              <w:top w:w="40" w:type="dxa"/>
+              <w:bottom w:w="40" w:type="dxa"/>
+              <w:left w:w="60" w:type="dxa"/>
+              <w:right w:w="60" w:type="dxa"/>
+            </w:tcMar>
             <w:tcMar>
               <w:top w:w="40" w:type="dxa"/>
               <w:bottom w:w="40" w:type="dxa"/>
@@ -535,6 +571,12 @@
               <w:left w:w="60" w:type="dxa"/>
               <w:right w:w="60" w:type="dxa"/>
             </w:tcMar>
+            <w:tcMar>
+              <w:top w:w="40" w:type="dxa"/>
+              <w:bottom w:w="40" w:type="dxa"/>
+              <w:left w:w="60" w:type="dxa"/>
+              <w:right w:w="60" w:type="dxa"/>
+            </w:tcMar>
           </w:tcPr>
           <w:p>
             <w:pPr>
@@ -553,6 +595,12 @@
         </w:tc>
         <w:tc>
           <w:tcPr>
+            <w:tcMar>
+              <w:top w:w="40" w:type="dxa"/>
+              <w:bottom w:w="40" w:type="dxa"/>
+              <w:left w:w="60" w:type="dxa"/>
+              <w:right w:w="60" w:type="dxa"/>
+            </w:tcMar>
             <w:tcMar>
               <w:top w:w="40" w:type="dxa"/>
               <w:bottom w:w="40" w:type="dxa"/>
@@ -578,6 +626,12 @@
         </w:tc>
         <w:tc>
           <w:tcPr>
+            <w:tcMar>
+              <w:top w:w="40" w:type="dxa"/>
+              <w:bottom w:w="40" w:type="dxa"/>
+              <w:left w:w="60" w:type="dxa"/>
+              <w:right w:w="60" w:type="dxa"/>
+            </w:tcMar>
             <w:tcMar>
               <w:top w:w="40" w:type="dxa"/>
               <w:bottom w:w="40" w:type="dxa"/>
@@ -610,6 +664,12 @@
               <w:left w:w="60" w:type="dxa"/>
               <w:right w:w="60" w:type="dxa"/>
             </w:tcMar>
+            <w:tcMar>
+              <w:top w:w="40" w:type="dxa"/>
+              <w:bottom w:w="40" w:type="dxa"/>
+              <w:left w:w="60" w:type="dxa"/>
+              <w:right w:w="60" w:type="dxa"/>
+            </w:tcMar>
           </w:tcPr>
           <w:p>
             <w:pPr>
@@ -628,6 +688,12 @@
         </w:tc>
         <w:tc>
           <w:tcPr>
+            <w:tcMar>
+              <w:top w:w="40" w:type="dxa"/>
+              <w:bottom w:w="40" w:type="dxa"/>
+              <w:left w:w="60" w:type="dxa"/>
+              <w:right w:w="60" w:type="dxa"/>
+            </w:tcMar>
             <w:tcMar>
               <w:top w:w="40" w:type="dxa"/>
               <w:bottom w:w="40" w:type="dxa"/>
@@ -653,6 +719,12 @@
         </w:tc>
         <w:tc>
           <w:tcPr>
+            <w:tcMar>
+              <w:top w:w="40" w:type="dxa"/>
+              <w:bottom w:w="40" w:type="dxa"/>
+              <w:left w:w="60" w:type="dxa"/>
+              <w:right w:w="60" w:type="dxa"/>
+            </w:tcMar>
             <w:tcMar>
               <w:top w:w="40" w:type="dxa"/>
               <w:bottom w:w="40" w:type="dxa"/>
@@ -1689,6 +1761,12 @@
               <w:right w:w="60" w:type="dxa"/>
             </w:tcMar>
             <w:shd w:fill="1A365D" w:val="clear"/>
+            <w:tcMar>
+              <w:top w:w="40" w:type="dxa"/>
+              <w:bottom w:w="40" w:type="dxa"/>
+              <w:left w:w="60" w:type="dxa"/>
+              <w:right w:w="60" w:type="dxa"/>
+            </w:tcMar>
           </w:tcPr>
           <w:p>
             <w:pPr>
@@ -1716,6 +1794,12 @@
               <w:right w:w="60" w:type="dxa"/>
             </w:tcMar>
             <w:shd w:fill="1A365D" w:val="clear"/>
+            <w:tcMar>
+              <w:top w:w="40" w:type="dxa"/>
+              <w:bottom w:w="40" w:type="dxa"/>
+              <w:left w:w="60" w:type="dxa"/>
+              <w:right w:w="60" w:type="dxa"/>
+            </w:tcMar>
           </w:tcPr>
           <w:p>
             <w:pPr>
@@ -1744,6 +1828,12 @@
               <w:left w:w="60" w:type="dxa"/>
               <w:right w:w="60" w:type="dxa"/>
             </w:tcMar>
+            <w:tcMar>
+              <w:top w:w="40" w:type="dxa"/>
+              <w:bottom w:w="40" w:type="dxa"/>
+              <w:left w:w="60" w:type="dxa"/>
+              <w:right w:w="60" w:type="dxa"/>
+            </w:tcMar>
           </w:tcPr>
           <w:p>
             <w:pPr>
@@ -1762,6 +1852,12 @@
         </w:tc>
         <w:tc>
           <w:tcPr>
+            <w:tcMar>
+              <w:top w:w="40" w:type="dxa"/>
+              <w:bottom w:w="40" w:type="dxa"/>
+              <w:left w:w="60" w:type="dxa"/>
+              <w:right w:w="60" w:type="dxa"/>
+            </w:tcMar>
             <w:tcMar>
               <w:top w:w="40" w:type="dxa"/>
               <w:bottom w:w="40" w:type="dxa"/>
@@ -1795,6 +1891,12 @@
               <w:left w:w="60" w:type="dxa"/>
               <w:right w:w="60" w:type="dxa"/>
             </w:tcMar>
+            <w:tcMar>
+              <w:top w:w="40" w:type="dxa"/>
+              <w:bottom w:w="40" w:type="dxa"/>
+              <w:left w:w="60" w:type="dxa"/>
+              <w:right w:w="60" w:type="dxa"/>
+            </w:tcMar>
           </w:tcPr>
           <w:p>
             <w:pPr>
@@ -1813,6 +1915,12 @@
         </w:tc>
         <w:tc>
           <w:tcPr>
+            <w:tcMar>
+              <w:top w:w="40" w:type="dxa"/>
+              <w:bottom w:w="40" w:type="dxa"/>
+              <w:left w:w="60" w:type="dxa"/>
+              <w:right w:w="60" w:type="dxa"/>
+            </w:tcMar>
             <w:tcMar>
               <w:top w:w="40" w:type="dxa"/>
               <w:bottom w:w="40" w:type="dxa"/>
@@ -1882,6 +1990,12 @@
               <w:left w:w="60" w:type="dxa"/>
               <w:right w:w="60" w:type="dxa"/>
             </w:tcMar>
+            <w:tcMar>
+              <w:top w:w="40" w:type="dxa"/>
+              <w:bottom w:w="40" w:type="dxa"/>
+              <w:left w:w="60" w:type="dxa"/>
+              <w:right w:w="60" w:type="dxa"/>
+            </w:tcMar>
           </w:tcPr>
           <w:p>
             <w:pPr>
@@ -1900,6 +2014,12 @@
         </w:tc>
         <w:tc>
           <w:tcPr>
+            <w:tcMar>
+              <w:top w:w="40" w:type="dxa"/>
+              <w:bottom w:w="40" w:type="dxa"/>
+              <w:left w:w="60" w:type="dxa"/>
+              <w:right w:w="60" w:type="dxa"/>
+            </w:tcMar>
             <w:tcMar>
               <w:top w:w="40" w:type="dxa"/>
               <w:bottom w:w="40" w:type="dxa"/>
@@ -1962,6 +2082,12 @@
               <w:left w:w="60" w:type="dxa"/>
               <w:right w:w="60" w:type="dxa"/>
             </w:tcMar>
+            <w:tcMar>
+              <w:top w:w="40" w:type="dxa"/>
+              <w:bottom w:w="40" w:type="dxa"/>
+              <w:left w:w="60" w:type="dxa"/>
+              <w:right w:w="60" w:type="dxa"/>
+            </w:tcMar>
           </w:tcPr>
           <w:p>
             <w:pPr>
@@ -1980,6 +2106,12 @@
         </w:tc>
         <w:tc>
           <w:tcPr>
+            <w:tcMar>
+              <w:top w:w="40" w:type="dxa"/>
+              <w:bottom w:w="40" w:type="dxa"/>
+              <w:left w:w="60" w:type="dxa"/>
+              <w:right w:w="60" w:type="dxa"/>
+            </w:tcMar>
             <w:tcMar>
               <w:top w:w="40" w:type="dxa"/>
               <w:bottom w:w="40" w:type="dxa"/>
@@ -2060,6 +2192,12 @@
               <w:right w:w="60" w:type="dxa"/>
             </w:tcMar>
             <w:shd w:fill="1A365D" w:val="clear"/>
+            <w:tcMar>
+              <w:top w:w="40" w:type="dxa"/>
+              <w:bottom w:w="40" w:type="dxa"/>
+              <w:left w:w="60" w:type="dxa"/>
+              <w:right w:w="60" w:type="dxa"/>
+            </w:tcMar>
           </w:tcPr>
           <w:p>
             <w:pPr>
@@ -2087,6 +2225,12 @@
               <w:right w:w="60" w:type="dxa"/>
             </w:tcMar>
             <w:shd w:fill="1A365D" w:val="clear"/>
+            <w:tcMar>
+              <w:top w:w="40" w:type="dxa"/>
+              <w:bottom w:w="40" w:type="dxa"/>
+              <w:left w:w="60" w:type="dxa"/>
+              <w:right w:w="60" w:type="dxa"/>
+            </w:tcMar>
           </w:tcPr>
           <w:p>
             <w:pPr>
@@ -2115,6 +2259,12 @@
               <w:left w:w="60" w:type="dxa"/>
               <w:right w:w="60" w:type="dxa"/>
             </w:tcMar>
+            <w:tcMar>
+              <w:top w:w="40" w:type="dxa"/>
+              <w:bottom w:w="40" w:type="dxa"/>
+              <w:left w:w="60" w:type="dxa"/>
+              <w:right w:w="60" w:type="dxa"/>
+            </w:tcMar>
           </w:tcPr>
           <w:p>
             <w:pPr>
@@ -2133,6 +2283,12 @@
         </w:tc>
         <w:tc>
           <w:tcPr>
+            <w:tcMar>
+              <w:top w:w="40" w:type="dxa"/>
+              <w:bottom w:w="40" w:type="dxa"/>
+              <w:left w:w="60" w:type="dxa"/>
+              <w:right w:w="60" w:type="dxa"/>
+            </w:tcMar>
             <w:tcMar>
               <w:top w:w="40" w:type="dxa"/>
               <w:bottom w:w="40" w:type="dxa"/>
@@ -2217,6 +2373,12 @@
               <w:left w:w="60" w:type="dxa"/>
               <w:right w:w="60" w:type="dxa"/>
             </w:tcMar>
+            <w:tcMar>
+              <w:top w:w="40" w:type="dxa"/>
+              <w:bottom w:w="40" w:type="dxa"/>
+              <w:left w:w="60" w:type="dxa"/>
+              <w:right w:w="60" w:type="dxa"/>
+            </w:tcMar>
           </w:tcPr>
           <w:p>
             <w:pPr>
@@ -2235,6 +2397,12 @@
         </w:tc>
         <w:tc>
           <w:tcPr>
+            <w:tcMar>
+              <w:top w:w="40" w:type="dxa"/>
+              <w:bottom w:w="40" w:type="dxa"/>
+              <w:left w:w="60" w:type="dxa"/>
+              <w:right w:w="60" w:type="dxa"/>
+            </w:tcMar>
             <w:tcMar>
               <w:top w:w="40" w:type="dxa"/>
               <w:bottom w:w="40" w:type="dxa"/>
@@ -2318,6 +2486,12 @@
               <w:left w:w="60" w:type="dxa"/>
               <w:right w:w="60" w:type="dxa"/>
             </w:tcMar>
+            <w:tcMar>
+              <w:top w:w="40" w:type="dxa"/>
+              <w:bottom w:w="40" w:type="dxa"/>
+              <w:left w:w="60" w:type="dxa"/>
+              <w:right w:w="60" w:type="dxa"/>
+            </w:tcMar>
           </w:tcPr>
           <w:p>
             <w:pPr>
@@ -2336,6 +2510,12 @@
         </w:tc>
         <w:tc>
           <w:tcPr>
+            <w:tcMar>
+              <w:top w:w="40" w:type="dxa"/>
+              <w:bottom w:w="40" w:type="dxa"/>
+              <w:left w:w="60" w:type="dxa"/>
+              <w:right w:w="60" w:type="dxa"/>
+            </w:tcMar>
             <w:tcMar>
               <w:top w:w="40" w:type="dxa"/>
               <w:bottom w:w="40" w:type="dxa"/>
@@ -2402,6 +2582,12 @@
               <w:right w:w="60" w:type="dxa"/>
             </w:tcMar>
             <w:shd w:fill="1A365D" w:val="clear"/>
+            <w:tcMar>
+              <w:top w:w="40" w:type="dxa"/>
+              <w:bottom w:w="40" w:type="dxa"/>
+              <w:left w:w="60" w:type="dxa"/>
+              <w:right w:w="60" w:type="dxa"/>
+            </w:tcMar>
           </w:tcPr>
           <w:p>
             <w:pPr>
@@ -2429,6 +2615,12 @@
               <w:right w:w="60" w:type="dxa"/>
             </w:tcMar>
             <w:shd w:fill="1A365D" w:val="clear"/>
+            <w:tcMar>
+              <w:top w:w="40" w:type="dxa"/>
+              <w:bottom w:w="40" w:type="dxa"/>
+              <w:left w:w="60" w:type="dxa"/>
+              <w:right w:w="60" w:type="dxa"/>
+            </w:tcMar>
           </w:tcPr>
           <w:p>
             <w:pPr>
@@ -2457,6 +2649,12 @@
               <w:left w:w="60" w:type="dxa"/>
               <w:right w:w="60" w:type="dxa"/>
             </w:tcMar>
+            <w:tcMar>
+              <w:top w:w="40" w:type="dxa"/>
+              <w:bottom w:w="40" w:type="dxa"/>
+              <w:left w:w="60" w:type="dxa"/>
+              <w:right w:w="60" w:type="dxa"/>
+            </w:tcMar>
           </w:tcPr>
           <w:p>
             <w:pPr>
@@ -2475,6 +2673,12 @@
         </w:tc>
         <w:tc>
           <w:tcPr>
+            <w:tcMar>
+              <w:top w:w="40" w:type="dxa"/>
+              <w:bottom w:w="40" w:type="dxa"/>
+              <w:left w:w="60" w:type="dxa"/>
+              <w:right w:w="60" w:type="dxa"/>
+            </w:tcMar>
             <w:tcMar>
               <w:top w:w="40" w:type="dxa"/>
               <w:bottom w:w="40" w:type="dxa"/>
@@ -2508,6 +2712,12 @@
               <w:left w:w="60" w:type="dxa"/>
               <w:right w:w="60" w:type="dxa"/>
             </w:tcMar>
+            <w:tcMar>
+              <w:top w:w="40" w:type="dxa"/>
+              <w:bottom w:w="40" w:type="dxa"/>
+              <w:left w:w="60" w:type="dxa"/>
+              <w:right w:w="60" w:type="dxa"/>
+            </w:tcMar>
           </w:tcPr>
           <w:p>
             <w:pPr>
@@ -2526,6 +2736,12 @@
         </w:tc>
         <w:tc>
           <w:tcPr>
+            <w:tcMar>
+              <w:top w:w="40" w:type="dxa"/>
+              <w:bottom w:w="40" w:type="dxa"/>
+              <w:left w:w="60" w:type="dxa"/>
+              <w:right w:w="60" w:type="dxa"/>
+            </w:tcMar>
             <w:tcMar>
               <w:top w:w="40" w:type="dxa"/>
               <w:bottom w:w="40" w:type="dxa"/>
@@ -2588,6 +2804,12 @@
               <w:left w:w="60" w:type="dxa"/>
               <w:right w:w="60" w:type="dxa"/>
             </w:tcMar>
+            <w:tcMar>
+              <w:top w:w="40" w:type="dxa"/>
+              <w:bottom w:w="40" w:type="dxa"/>
+              <w:left w:w="60" w:type="dxa"/>
+              <w:right w:w="60" w:type="dxa"/>
+            </w:tcMar>
           </w:tcPr>
           <w:p>
             <w:pPr>
@@ -2606,6 +2828,12 @@
         </w:tc>
         <w:tc>
           <w:tcPr>
+            <w:tcMar>
+              <w:top w:w="40" w:type="dxa"/>
+              <w:bottom w:w="40" w:type="dxa"/>
+              <w:left w:w="60" w:type="dxa"/>
+              <w:right w:w="60" w:type="dxa"/>
+            </w:tcMar>
             <w:tcMar>
               <w:top w:w="40" w:type="dxa"/>
               <w:bottom w:w="40" w:type="dxa"/>

--- a/docs/MODULES/Authentication.docx
+++ b/docs/MODULES/Authentication.docx
@@ -378,12 +378,6 @@
               <w:right w:w="60" w:type="dxa"/>
             </w:tcMar>
             <w:shd w:fill="1A365D" w:val="clear"/>
-            <w:tcMar>
-              <w:top w:w="40" w:type="dxa"/>
-              <w:bottom w:w="40" w:type="dxa"/>
-              <w:left w:w="60" w:type="dxa"/>
-              <w:right w:w="60" w:type="dxa"/>
-            </w:tcMar>
           </w:tcPr>
           <w:p>
             <w:pPr>
@@ -411,12 +405,6 @@
               <w:right w:w="60" w:type="dxa"/>
             </w:tcMar>
             <w:shd w:fill="1A365D" w:val="clear"/>
-            <w:tcMar>
-              <w:top w:w="40" w:type="dxa"/>
-              <w:bottom w:w="40" w:type="dxa"/>
-              <w:left w:w="60" w:type="dxa"/>
-              <w:right w:w="60" w:type="dxa"/>
-            </w:tcMar>
           </w:tcPr>
           <w:p>
             <w:pPr>
@@ -444,12 +432,6 @@
               <w:right w:w="60" w:type="dxa"/>
             </w:tcMar>
             <w:shd w:fill="1A365D" w:val="clear"/>
-            <w:tcMar>
-              <w:top w:w="40" w:type="dxa"/>
-              <w:bottom w:w="40" w:type="dxa"/>
-              <w:left w:w="60" w:type="dxa"/>
-              <w:right w:w="60" w:type="dxa"/>
-            </w:tcMar>
           </w:tcPr>
           <w:p>
             <w:pPr>
@@ -472,12 +454,6 @@
       <w:tr>
         <w:tc>
           <w:tcPr>
-            <w:tcMar>
-              <w:top w:w="40" w:type="dxa"/>
-              <w:bottom w:w="40" w:type="dxa"/>
-              <w:left w:w="60" w:type="dxa"/>
-              <w:right w:w="60" w:type="dxa"/>
-            </w:tcMar>
             <w:tcMar>
               <w:top w:w="40" w:type="dxa"/>
               <w:bottom w:w="40" w:type="dxa"/>
@@ -508,12 +484,6 @@
               <w:left w:w="60" w:type="dxa"/>
               <w:right w:w="60" w:type="dxa"/>
             </w:tcMar>
-            <w:tcMar>
-              <w:top w:w="40" w:type="dxa"/>
-              <w:bottom w:w="40" w:type="dxa"/>
-              <w:left w:w="60" w:type="dxa"/>
-              <w:right w:w="60" w:type="dxa"/>
-            </w:tcMar>
           </w:tcPr>
           <w:p>
             <w:pPr>
@@ -533,12 +503,6 @@
         </w:tc>
         <w:tc>
           <w:tcPr>
-            <w:tcMar>
-              <w:top w:w="40" w:type="dxa"/>
-              <w:bottom w:w="40" w:type="dxa"/>
-              <w:left w:w="60" w:type="dxa"/>
-              <w:right w:w="60" w:type="dxa"/>
-            </w:tcMar>
             <w:tcMar>
               <w:top w:w="40" w:type="dxa"/>
               <w:bottom w:w="40" w:type="dxa"/>
@@ -571,12 +535,6 @@
               <w:left w:w="60" w:type="dxa"/>
               <w:right w:w="60" w:type="dxa"/>
             </w:tcMar>
-            <w:tcMar>
-              <w:top w:w="40" w:type="dxa"/>
-              <w:bottom w:w="40" w:type="dxa"/>
-              <w:left w:w="60" w:type="dxa"/>
-              <w:right w:w="60" w:type="dxa"/>
-            </w:tcMar>
           </w:tcPr>
           <w:p>
             <w:pPr>
@@ -595,12 +553,6 @@
         </w:tc>
         <w:tc>
           <w:tcPr>
-            <w:tcMar>
-              <w:top w:w="40" w:type="dxa"/>
-              <w:bottom w:w="40" w:type="dxa"/>
-              <w:left w:w="60" w:type="dxa"/>
-              <w:right w:w="60" w:type="dxa"/>
-            </w:tcMar>
             <w:tcMar>
               <w:top w:w="40" w:type="dxa"/>
               <w:bottom w:w="40" w:type="dxa"/>
@@ -626,12 +578,6 @@
         </w:tc>
         <w:tc>
           <w:tcPr>
-            <w:tcMar>
-              <w:top w:w="40" w:type="dxa"/>
-              <w:bottom w:w="40" w:type="dxa"/>
-              <w:left w:w="60" w:type="dxa"/>
-              <w:right w:w="60" w:type="dxa"/>
-            </w:tcMar>
             <w:tcMar>
               <w:top w:w="40" w:type="dxa"/>
               <w:bottom w:w="40" w:type="dxa"/>
@@ -664,12 +610,6 @@
               <w:left w:w="60" w:type="dxa"/>
               <w:right w:w="60" w:type="dxa"/>
             </w:tcMar>
-            <w:tcMar>
-              <w:top w:w="40" w:type="dxa"/>
-              <w:bottom w:w="40" w:type="dxa"/>
-              <w:left w:w="60" w:type="dxa"/>
-              <w:right w:w="60" w:type="dxa"/>
-            </w:tcMar>
           </w:tcPr>
           <w:p>
             <w:pPr>
@@ -688,12 +628,6 @@
         </w:tc>
         <w:tc>
           <w:tcPr>
-            <w:tcMar>
-              <w:top w:w="40" w:type="dxa"/>
-              <w:bottom w:w="40" w:type="dxa"/>
-              <w:left w:w="60" w:type="dxa"/>
-              <w:right w:w="60" w:type="dxa"/>
-            </w:tcMar>
             <w:tcMar>
               <w:top w:w="40" w:type="dxa"/>
               <w:bottom w:w="40" w:type="dxa"/>
@@ -719,12 +653,6 @@
         </w:tc>
         <w:tc>
           <w:tcPr>
-            <w:tcMar>
-              <w:top w:w="40" w:type="dxa"/>
-              <w:bottom w:w="40" w:type="dxa"/>
-              <w:left w:w="60" w:type="dxa"/>
-              <w:right w:w="60" w:type="dxa"/>
-            </w:tcMar>
             <w:tcMar>
               <w:top w:w="40" w:type="dxa"/>
               <w:bottom w:w="40" w:type="dxa"/>
@@ -1761,12 +1689,6 @@
               <w:right w:w="60" w:type="dxa"/>
             </w:tcMar>
             <w:shd w:fill="1A365D" w:val="clear"/>
-            <w:tcMar>
-              <w:top w:w="40" w:type="dxa"/>
-              <w:bottom w:w="40" w:type="dxa"/>
-              <w:left w:w="60" w:type="dxa"/>
-              <w:right w:w="60" w:type="dxa"/>
-            </w:tcMar>
           </w:tcPr>
           <w:p>
             <w:pPr>
@@ -1794,12 +1716,6 @@
               <w:right w:w="60" w:type="dxa"/>
             </w:tcMar>
             <w:shd w:fill="1A365D" w:val="clear"/>
-            <w:tcMar>
-              <w:top w:w="40" w:type="dxa"/>
-              <w:bottom w:w="40" w:type="dxa"/>
-              <w:left w:w="60" w:type="dxa"/>
-              <w:right w:w="60" w:type="dxa"/>
-            </w:tcMar>
           </w:tcPr>
           <w:p>
             <w:pPr>
@@ -1828,12 +1744,6 @@
               <w:left w:w="60" w:type="dxa"/>
               <w:right w:w="60" w:type="dxa"/>
             </w:tcMar>
-            <w:tcMar>
-              <w:top w:w="40" w:type="dxa"/>
-              <w:bottom w:w="40" w:type="dxa"/>
-              <w:left w:w="60" w:type="dxa"/>
-              <w:right w:w="60" w:type="dxa"/>
-            </w:tcMar>
           </w:tcPr>
           <w:p>
             <w:pPr>
@@ -1852,12 +1762,6 @@
         </w:tc>
         <w:tc>
           <w:tcPr>
-            <w:tcMar>
-              <w:top w:w="40" w:type="dxa"/>
-              <w:bottom w:w="40" w:type="dxa"/>
-              <w:left w:w="60" w:type="dxa"/>
-              <w:right w:w="60" w:type="dxa"/>
-            </w:tcMar>
             <w:tcMar>
               <w:top w:w="40" w:type="dxa"/>
               <w:bottom w:w="40" w:type="dxa"/>
@@ -1891,12 +1795,6 @@
               <w:left w:w="60" w:type="dxa"/>
               <w:right w:w="60" w:type="dxa"/>
             </w:tcMar>
-            <w:tcMar>
-              <w:top w:w="40" w:type="dxa"/>
-              <w:bottom w:w="40" w:type="dxa"/>
-              <w:left w:w="60" w:type="dxa"/>
-              <w:right w:w="60" w:type="dxa"/>
-            </w:tcMar>
           </w:tcPr>
           <w:p>
             <w:pPr>
@@ -1915,12 +1813,6 @@
         </w:tc>
         <w:tc>
           <w:tcPr>
-            <w:tcMar>
-              <w:top w:w="40" w:type="dxa"/>
-              <w:bottom w:w="40" w:type="dxa"/>
-              <w:left w:w="60" w:type="dxa"/>
-              <w:right w:w="60" w:type="dxa"/>
-            </w:tcMar>
             <w:tcMar>
               <w:top w:w="40" w:type="dxa"/>
               <w:bottom w:w="40" w:type="dxa"/>
@@ -1990,12 +1882,6 @@
               <w:left w:w="60" w:type="dxa"/>
               <w:right w:w="60" w:type="dxa"/>
             </w:tcMar>
-            <w:tcMar>
-              <w:top w:w="40" w:type="dxa"/>
-              <w:bottom w:w="40" w:type="dxa"/>
-              <w:left w:w="60" w:type="dxa"/>
-              <w:right w:w="60" w:type="dxa"/>
-            </w:tcMar>
           </w:tcPr>
           <w:p>
             <w:pPr>
@@ -2014,12 +1900,6 @@
         </w:tc>
         <w:tc>
           <w:tcPr>
-            <w:tcMar>
-              <w:top w:w="40" w:type="dxa"/>
-              <w:bottom w:w="40" w:type="dxa"/>
-              <w:left w:w="60" w:type="dxa"/>
-              <w:right w:w="60" w:type="dxa"/>
-            </w:tcMar>
             <w:tcMar>
               <w:top w:w="40" w:type="dxa"/>
               <w:bottom w:w="40" w:type="dxa"/>
@@ -2082,12 +1962,6 @@
               <w:left w:w="60" w:type="dxa"/>
               <w:right w:w="60" w:type="dxa"/>
             </w:tcMar>
-            <w:tcMar>
-              <w:top w:w="40" w:type="dxa"/>
-              <w:bottom w:w="40" w:type="dxa"/>
-              <w:left w:w="60" w:type="dxa"/>
-              <w:right w:w="60" w:type="dxa"/>
-            </w:tcMar>
           </w:tcPr>
           <w:p>
             <w:pPr>
@@ -2106,12 +1980,6 @@
         </w:tc>
         <w:tc>
           <w:tcPr>
-            <w:tcMar>
-              <w:top w:w="40" w:type="dxa"/>
-              <w:bottom w:w="40" w:type="dxa"/>
-              <w:left w:w="60" w:type="dxa"/>
-              <w:right w:w="60" w:type="dxa"/>
-            </w:tcMar>
             <w:tcMar>
               <w:top w:w="40" w:type="dxa"/>
               <w:bottom w:w="40" w:type="dxa"/>
@@ -2192,12 +2060,6 @@
               <w:right w:w="60" w:type="dxa"/>
             </w:tcMar>
             <w:shd w:fill="1A365D" w:val="clear"/>
-            <w:tcMar>
-              <w:top w:w="40" w:type="dxa"/>
-              <w:bottom w:w="40" w:type="dxa"/>
-              <w:left w:w="60" w:type="dxa"/>
-              <w:right w:w="60" w:type="dxa"/>
-            </w:tcMar>
           </w:tcPr>
           <w:p>
             <w:pPr>
@@ -2225,12 +2087,6 @@
               <w:right w:w="60" w:type="dxa"/>
             </w:tcMar>
             <w:shd w:fill="1A365D" w:val="clear"/>
-            <w:tcMar>
-              <w:top w:w="40" w:type="dxa"/>
-              <w:bottom w:w="40" w:type="dxa"/>
-              <w:left w:w="60" w:type="dxa"/>
-              <w:right w:w="60" w:type="dxa"/>
-            </w:tcMar>
           </w:tcPr>
           <w:p>
             <w:pPr>
@@ -2259,12 +2115,6 @@
               <w:left w:w="60" w:type="dxa"/>
               <w:right w:w="60" w:type="dxa"/>
             </w:tcMar>
-            <w:tcMar>
-              <w:top w:w="40" w:type="dxa"/>
-              <w:bottom w:w="40" w:type="dxa"/>
-              <w:left w:w="60" w:type="dxa"/>
-              <w:right w:w="60" w:type="dxa"/>
-            </w:tcMar>
           </w:tcPr>
           <w:p>
             <w:pPr>
@@ -2283,12 +2133,6 @@
         </w:tc>
         <w:tc>
           <w:tcPr>
-            <w:tcMar>
-              <w:top w:w="40" w:type="dxa"/>
-              <w:bottom w:w="40" w:type="dxa"/>
-              <w:left w:w="60" w:type="dxa"/>
-              <w:right w:w="60" w:type="dxa"/>
-            </w:tcMar>
             <w:tcMar>
               <w:top w:w="40" w:type="dxa"/>
               <w:bottom w:w="40" w:type="dxa"/>
@@ -2373,12 +2217,6 @@
               <w:left w:w="60" w:type="dxa"/>
               <w:right w:w="60" w:type="dxa"/>
             </w:tcMar>
-            <w:tcMar>
-              <w:top w:w="40" w:type="dxa"/>
-              <w:bottom w:w="40" w:type="dxa"/>
-              <w:left w:w="60" w:type="dxa"/>
-              <w:right w:w="60" w:type="dxa"/>
-            </w:tcMar>
           </w:tcPr>
           <w:p>
             <w:pPr>
@@ -2397,12 +2235,6 @@
         </w:tc>
         <w:tc>
           <w:tcPr>
-            <w:tcMar>
-              <w:top w:w="40" w:type="dxa"/>
-              <w:bottom w:w="40" w:type="dxa"/>
-              <w:left w:w="60" w:type="dxa"/>
-              <w:right w:w="60" w:type="dxa"/>
-            </w:tcMar>
             <w:tcMar>
               <w:top w:w="40" w:type="dxa"/>
               <w:bottom w:w="40" w:type="dxa"/>
@@ -2486,12 +2318,6 @@
               <w:left w:w="60" w:type="dxa"/>
               <w:right w:w="60" w:type="dxa"/>
             </w:tcMar>
-            <w:tcMar>
-              <w:top w:w="40" w:type="dxa"/>
-              <w:bottom w:w="40" w:type="dxa"/>
-              <w:left w:w="60" w:type="dxa"/>
-              <w:right w:w="60" w:type="dxa"/>
-            </w:tcMar>
           </w:tcPr>
           <w:p>
             <w:pPr>
@@ -2510,12 +2336,6 @@
         </w:tc>
         <w:tc>
           <w:tcPr>
-            <w:tcMar>
-              <w:top w:w="40" w:type="dxa"/>
-              <w:bottom w:w="40" w:type="dxa"/>
-              <w:left w:w="60" w:type="dxa"/>
-              <w:right w:w="60" w:type="dxa"/>
-            </w:tcMar>
             <w:tcMar>
               <w:top w:w="40" w:type="dxa"/>
               <w:bottom w:w="40" w:type="dxa"/>
@@ -2582,12 +2402,6 @@
               <w:right w:w="60" w:type="dxa"/>
             </w:tcMar>
             <w:shd w:fill="1A365D" w:val="clear"/>
-            <w:tcMar>
-              <w:top w:w="40" w:type="dxa"/>
-              <w:bottom w:w="40" w:type="dxa"/>
-              <w:left w:w="60" w:type="dxa"/>
-              <w:right w:w="60" w:type="dxa"/>
-            </w:tcMar>
           </w:tcPr>
           <w:p>
             <w:pPr>
@@ -2615,12 +2429,6 @@
               <w:right w:w="60" w:type="dxa"/>
             </w:tcMar>
             <w:shd w:fill="1A365D" w:val="clear"/>
-            <w:tcMar>
-              <w:top w:w="40" w:type="dxa"/>
-              <w:bottom w:w="40" w:type="dxa"/>
-              <w:left w:w="60" w:type="dxa"/>
-              <w:right w:w="60" w:type="dxa"/>
-            </w:tcMar>
           </w:tcPr>
           <w:p>
             <w:pPr>
@@ -2649,12 +2457,6 @@
               <w:left w:w="60" w:type="dxa"/>
               <w:right w:w="60" w:type="dxa"/>
             </w:tcMar>
-            <w:tcMar>
-              <w:top w:w="40" w:type="dxa"/>
-              <w:bottom w:w="40" w:type="dxa"/>
-              <w:left w:w="60" w:type="dxa"/>
-              <w:right w:w="60" w:type="dxa"/>
-            </w:tcMar>
           </w:tcPr>
           <w:p>
             <w:pPr>
@@ -2673,12 +2475,6 @@
         </w:tc>
         <w:tc>
           <w:tcPr>
-            <w:tcMar>
-              <w:top w:w="40" w:type="dxa"/>
-              <w:bottom w:w="40" w:type="dxa"/>
-              <w:left w:w="60" w:type="dxa"/>
-              <w:right w:w="60" w:type="dxa"/>
-            </w:tcMar>
             <w:tcMar>
               <w:top w:w="40" w:type="dxa"/>
               <w:bottom w:w="40" w:type="dxa"/>
@@ -2712,12 +2508,6 @@
               <w:left w:w="60" w:type="dxa"/>
               <w:right w:w="60" w:type="dxa"/>
             </w:tcMar>
-            <w:tcMar>
-              <w:top w:w="40" w:type="dxa"/>
-              <w:bottom w:w="40" w:type="dxa"/>
-              <w:left w:w="60" w:type="dxa"/>
-              <w:right w:w="60" w:type="dxa"/>
-            </w:tcMar>
           </w:tcPr>
           <w:p>
             <w:pPr>
@@ -2736,12 +2526,6 @@
         </w:tc>
         <w:tc>
           <w:tcPr>
-            <w:tcMar>
-              <w:top w:w="40" w:type="dxa"/>
-              <w:bottom w:w="40" w:type="dxa"/>
-              <w:left w:w="60" w:type="dxa"/>
-              <w:right w:w="60" w:type="dxa"/>
-            </w:tcMar>
             <w:tcMar>
               <w:top w:w="40" w:type="dxa"/>
               <w:bottom w:w="40" w:type="dxa"/>
@@ -2804,12 +2588,6 @@
               <w:left w:w="60" w:type="dxa"/>
               <w:right w:w="60" w:type="dxa"/>
             </w:tcMar>
-            <w:tcMar>
-              <w:top w:w="40" w:type="dxa"/>
-              <w:bottom w:w="40" w:type="dxa"/>
-              <w:left w:w="60" w:type="dxa"/>
-              <w:right w:w="60" w:type="dxa"/>
-            </w:tcMar>
           </w:tcPr>
           <w:p>
             <w:pPr>
@@ -2828,12 +2606,6 @@
         </w:tc>
         <w:tc>
           <w:tcPr>
-            <w:tcMar>
-              <w:top w:w="40" w:type="dxa"/>
-              <w:bottom w:w="40" w:type="dxa"/>
-              <w:left w:w="60" w:type="dxa"/>
-              <w:right w:w="60" w:type="dxa"/>
-            </w:tcMar>
             <w:tcMar>
               <w:top w:w="40" w:type="dxa"/>
               <w:bottom w:w="40" w:type="dxa"/>

--- a/docs/MODULES/Authentication.docx
+++ b/docs/MODULES/Authentication.docx
@@ -31,17 +31,30 @@
     <w:p>
       <w:pPr>
         <w:pStyle w:val="FirstParagraph"/>
-        <w:spacing w:after="160" w:line="276" w:lineRule="auto"/>
-        <w:jc w:val="left"/>
-      </w:pPr>
-      <w:r>
-        <w:t xml:space="preserve">Staff authentication via username/password, JWT bearer tokens, profile</w:t>
+      </w:pPr>
+      <w:r>
+        <w:t xml:space="preserve">Staff and portal authentication via username/password, JWT bearer tokens,</w:t>
       </w:r>
       <w:r>
         <w:t xml:space="preserve"> </w:t>
       </w:r>
       <w:r>
-        <w:t xml:space="preserve">retrieval, and password change. Roles loaded from DB on each request.</w:t>
+        <w:t xml:space="preserve">profile retrieval, password change, and logout (audit). Roles +</w:t>
+      </w:r>
+      <w:r>
+        <w:t xml:space="preserve"> </w:t>
+      </w:r>
+      <w:r>
+        <w:rPr>
+          <w:rStyle w:val="VerbatimChar"/>
+        </w:rPr>
+        <w:t xml:space="preserve">ACCESS_*</w:t>
+      </w:r>
+      <w:r>
+        <w:t xml:space="preserve"> </w:t>
+      </w:r>
+      <w:r>
+        <w:t xml:space="preserve">authorities loaded from DB (union of assigned roles).</w:t>
       </w:r>
     </w:p>
     <w:p>
@@ -75,23 +88,41 @@
     <w:p>
       <w:pPr>
         <w:pStyle w:val="FirstParagraph"/>
-        <w:spacing w:after="160" w:line="276" w:lineRule="auto"/>
-        <w:jc w:val="left"/>
-      </w:pPr>
-      <w:r>
-        <w:t xml:space="preserve">Protect banking APIs and the Angular staff portal. Support lockout after</w:t>
+      </w:pPr>
+      <w:r>
+        <w:t xml:space="preserve">Protect banking APIs and the Angular</w:t>
       </w:r>
       <w:r>
         <w:t xml:space="preserve"> </w:t>
       </w:r>
       <w:r>
-        <w:t xml:space="preserve">failed logins and role-based access for customers, accounts, and</w:t>
+        <w:rPr>
+          <w:b/>
+          <w:bCs/>
+        </w:rPr>
+        <w:t xml:space="preserve">staff</w:t>
       </w:r>
       <w:r>
         <w:t xml:space="preserve"> </w:t>
       </w:r>
       <w:r>
-        <w:t xml:space="preserve">employees.</w:t>
+        <w:t xml:space="preserve">and</w:t>
+      </w:r>
+      <w:r>
+        <w:t xml:space="preserve"> </w:t>
+      </w:r>
+      <w:r>
+        <w:rPr>
+          <w:b/>
+          <w:bCs/>
+        </w:rPr>
+        <w:t xml:space="preserve">customer portal</w:t>
+      </w:r>
+      <w:r>
+        <w:t xml:space="preserve"> </w:t>
+      </w:r>
+      <w:r>
+        <w:t xml:space="preserve">apps. Support lockout after failed logins and authority-based access.</w:t>
       </w:r>
     </w:p>
     <w:bookmarkEnd w:id="10"/>
@@ -111,8 +142,6 @@
           <w:ilvl w:val="0"/>
           <w:numId w:val="1001"/>
         </w:numPr>
-        <w:spacing w:after="160" w:line="276" w:lineRule="auto"/>
-        <w:jc w:val="left"/>
       </w:pPr>
       <w:r>
         <w:t xml:space="preserve">Open</w:t>
@@ -140,8 +169,6 @@
           <w:ilvl w:val="0"/>
           <w:numId w:val="1001"/>
         </w:numPr>
-        <w:spacing w:after="160" w:line="276" w:lineRule="auto"/>
-        <w:jc w:val="left"/>
       </w:pPr>
       <w:r>
         <w:t xml:space="preserve">Enter credentials (optional remember-me)</w:t>
@@ -154,11 +181,9 @@
           <w:ilvl w:val="0"/>
           <w:numId w:val="1001"/>
         </w:numPr>
-        <w:spacing w:after="160" w:line="276" w:lineRule="auto"/>
-        <w:jc w:val="left"/>
-      </w:pPr>
-      <w:r>
-        <w:t xml:space="preserve">Receive JWT; land on</w:t>
+      </w:pPr>
+      <w:r>
+        <w:t xml:space="preserve">Receive JWT; staff →</w:t>
       </w:r>
       <w:r>
         <w:t xml:space="preserve"> </w:t>
@@ -168,6 +193,18 @@
           <w:rStyle w:val="VerbatimChar"/>
         </w:rPr>
         <w:t xml:space="preserve">/app/dashboard</w:t>
+      </w:r>
+      <w:r>
+        <w:t xml:space="preserve">, portal-only →</w:t>
+      </w:r>
+      <w:r>
+        <w:t xml:space="preserve"> </w:t>
+      </w:r>
+      <w:r>
+        <w:rPr>
+          <w:rStyle w:val="VerbatimChar"/>
+        </w:rPr>
+        <w:t xml:space="preserve">/portal/accounts</w:t>
       </w:r>
     </w:p>
     <w:p>
@@ -177,8 +214,6 @@
           <w:ilvl w:val="0"/>
           <w:numId w:val="1001"/>
         </w:numPr>
-        <w:spacing w:after="160" w:line="276" w:lineRule="auto"/>
-        <w:jc w:val="left"/>
       </w:pPr>
       <w:r>
         <w:t xml:space="preserve">Profile at</w:t>
@@ -212,8 +247,33 @@
           <w:ilvl w:val="0"/>
           <w:numId w:val="1001"/>
         </w:numPr>
-        <w:spacing w:after="160" w:line="276" w:lineRule="auto"/>
-        <w:jc w:val="left"/>
+      </w:pPr>
+      <w:r>
+        <w:t xml:space="preserve">Logout calls</w:t>
+      </w:r>
+      <w:r>
+        <w:t xml:space="preserve"> </w:t>
+      </w:r>
+      <w:r>
+        <w:rPr>
+          <w:rStyle w:val="VerbatimChar"/>
+        </w:rPr>
+        <w:t xml:space="preserve">POST /auth/logout</w:t>
+      </w:r>
+      <w:r>
+        <w:t xml:space="preserve"> </w:t>
+      </w:r>
+      <w:r>
+        <w:t xml:space="preserve">then clears session</w:t>
+      </w:r>
+    </w:p>
+    <w:p>
+      <w:pPr>
+        <w:pStyle w:val="Compact"/>
+        <w:numPr>
+          <w:ilvl w:val="0"/>
+          <w:numId w:val="1001"/>
+        </w:numPr>
       </w:pPr>
       <w:r>
         <w:t xml:space="preserve">401 from API → interceptor clears session → login</w:t>
@@ -232,8 +292,6 @@
     <w:p>
       <w:pPr>
         <w:pStyle w:val="FirstParagraph"/>
-        <w:spacing w:after="160" w:line="276" w:lineRule="auto"/>
-        <w:jc w:val="left"/>
       </w:pPr>
       <w:r>
         <w:t xml:space="preserve">See</w:t>
@@ -269,6 +327,27 @@
       <w:r>
         <w:t xml:space="preserve">.</w:t>
       </w:r>
+      <w:r>
+        <w:t xml:space="preserve"> </w:t>
+      </w:r>
+      <w:r>
+        <w:t xml:space="preserve">Login success/failure and logout write</w:t>
+      </w:r>
+      <w:r>
+        <w:t xml:space="preserve"> </w:t>
+      </w:r>
+      <w:r>
+        <w:rPr>
+          <w:rStyle w:val="VerbatimChar"/>
+        </w:rPr>
+        <w:t xml:space="preserve">audit_event</w:t>
+      </w:r>
+      <w:r>
+        <w:t xml:space="preserve"> </w:t>
+      </w:r>
+      <w:r>
+        <w:t xml:space="preserve">(AUTH).</w:t>
+      </w:r>
     </w:p>
     <w:bookmarkEnd w:id="14"/>
     <w:bookmarkStart w:id="15" w:name="database-tables"/>
@@ -283,8 +362,6 @@
     <w:p>
       <w:pPr>
         <w:pStyle w:val="FirstParagraph"/>
-        <w:spacing w:after="160" w:line="276" w:lineRule="auto"/>
-        <w:jc w:val="left"/>
       </w:pPr>
       <w:r>
         <w:rPr>
@@ -317,10 +394,28 @@
         <w:t xml:space="preserve">user_roles</w:t>
       </w:r>
       <w:r>
+        <w:t xml:space="preserve">,</w:t>
+      </w:r>
+      <w:r>
         <w:t xml:space="preserve"> </w:t>
       </w:r>
       <w:r>
-        <w:t xml:space="preserve">(lock/failed-attempt fields on</w:t>
+        <w:rPr>
+          <w:rStyle w:val="VerbatimChar"/>
+        </w:rPr>
+        <w:t xml:space="preserve">role_access</w:t>
+      </w:r>
+      <w:r>
+        <w:t xml:space="preserve"> </w:t>
+      </w:r>
+      <w:r>
+        <w:t xml:space="preserve">(lock/failed-attempt</w:t>
+      </w:r>
+      <w:r>
+        <w:t xml:space="preserve"> </w:t>
+      </w:r>
+      <w:r>
+        <w:t xml:space="preserve">fields on</w:t>
       </w:r>
       <w:r>
         <w:t xml:space="preserve"> </w:t>
@@ -332,7 +427,22 @@
         <w:t xml:space="preserve">users</w:t>
       </w:r>
       <w:r>
-        <w:t xml:space="preserve">).</w:t>
+        <w:t xml:space="preserve">; optional</w:t>
+      </w:r>
+      <w:r>
+        <w:t xml:space="preserve"> </w:t>
+      </w:r>
+      <w:r>
+        <w:rPr>
+          <w:rStyle w:val="VerbatimChar"/>
+        </w:rPr>
+        <w:t xml:space="preserve">customer_id</w:t>
+      </w:r>
+      <w:r>
+        <w:t xml:space="preserve"> </w:t>
+      </w:r>
+      <w:r>
+        <w:t xml:space="preserve">for portal).</w:t>
       </w:r>
     </w:p>
     <w:bookmarkEnd w:id="15"/>
@@ -348,17 +458,9 @@
     <w:tbl>
       <w:tblPr>
         <w:tblStyle w:val="Table"/>
-        <w:tblW w:type="pct" w:w="5000"/>
-        <w:tblLayout w:type="autofit"/>
+        <w:tblW w:type="pct" w:w="4375"/>
+        <w:tblLayout w:type="fixed"/>
         <w:tblLook w:firstRow="1" w:lastRow="0" w:firstColumn="0" w:lastColumn="0" w:noHBand="0" w:noVBand="0" w:val="0020"/>
-        <w:tblBorders>
-          <w:top w:val="single" w:sz="4" w:space="0" w:color="CBD5E0"/>
-          <w:left w:val="single" w:sz="4" w:space="0" w:color="CBD5E0"/>
-          <w:bottom w:val="single" w:sz="4" w:space="0" w:color="CBD5E0"/>
-          <w:right w:val="single" w:sz="4" w:space="0" w:color="CBD5E0"/>
-          <w:insideH w:val="single" w:sz="4" w:space="0" w:color="CBD5E0"/>
-          <w:insideV w:val="single" w:sz="4" w:space="0" w:color="CBD5E0"/>
-        </w:tblBorders>
       </w:tblPr>
       <w:tblGrid>
         <w:gridCol w:w="2310"/>
@@ -370,82 +472,37 @@
           <w:tblHeader w:val="on"/>
         </w:trPr>
         <w:tc>
-          <w:tcPr>
-            <w:tcMar>
-              <w:top w:w="40" w:type="dxa"/>
-              <w:bottom w:w="40" w:type="dxa"/>
-              <w:left w:w="60" w:type="dxa"/>
-              <w:right w:w="60" w:type="dxa"/>
-            </w:tcMar>
-            <w:shd w:fill="1A365D" w:val="clear"/>
-          </w:tcPr>
+          <w:tcPr/>
           <w:p>
             <w:pPr>
               <w:pStyle w:val="Compact"/>
-              <w:spacing w:before="0" w:after="40" w:line="264" w:lineRule="auto"/>
               <w:jc w:val="left"/>
             </w:pPr>
             <w:r>
-              <w:rPr>
-                <w:rFonts w:ascii="Calibri" w:hAnsi="Calibri"/>
-                <w:b/>
-                <w:color w:val="FFFFFF"/>
-                <w:sz w:val="18"/>
-              </w:rPr>
               <w:t xml:space="preserve">Method</w:t>
             </w:r>
           </w:p>
         </w:tc>
         <w:tc>
-          <w:tcPr>
-            <w:tcMar>
-              <w:top w:w="40" w:type="dxa"/>
-              <w:bottom w:w="40" w:type="dxa"/>
-              <w:left w:w="60" w:type="dxa"/>
-              <w:right w:w="60" w:type="dxa"/>
-            </w:tcMar>
-            <w:shd w:fill="1A365D" w:val="clear"/>
-          </w:tcPr>
+          <w:tcPr/>
           <w:p>
             <w:pPr>
               <w:pStyle w:val="Compact"/>
-              <w:spacing w:before="0" w:after="40" w:line="264" w:lineRule="auto"/>
               <w:jc w:val="left"/>
             </w:pPr>
             <w:r>
-              <w:rPr>
-                <w:rFonts w:ascii="Calibri" w:hAnsi="Calibri"/>
-                <w:b/>
-                <w:color w:val="FFFFFF"/>
-                <w:sz w:val="18"/>
-              </w:rPr>
               <w:t xml:space="preserve">Path</w:t>
             </w:r>
           </w:p>
         </w:tc>
         <w:tc>
-          <w:tcPr>
-            <w:tcMar>
-              <w:top w:w="40" w:type="dxa"/>
-              <w:bottom w:w="40" w:type="dxa"/>
-              <w:left w:w="60" w:type="dxa"/>
-              <w:right w:w="60" w:type="dxa"/>
-            </w:tcMar>
-            <w:shd w:fill="1A365D" w:val="clear"/>
-          </w:tcPr>
+          <w:tcPr/>
           <w:p>
             <w:pPr>
               <w:pStyle w:val="Compact"/>
-              <w:spacing w:before="0" w:after="40" w:line="264" w:lineRule="auto"/>
               <w:jc w:val="left"/>
             </w:pPr>
             <w:r>
-              <w:rPr>
-                <w:rFonts w:ascii="Calibri" w:hAnsi="Calibri"/>
-                <w:b/>
-                <w:color w:val="FFFFFF"/>
-                <w:sz w:val="18"/>
-              </w:rPr>
               <w:t xml:space="preserve">Auth</w:t>
             </w:r>
           </w:p>
@@ -453,74 +510,40 @@
       </w:tr>
       <w:tr>
         <w:tc>
-          <w:tcPr>
-            <w:tcMar>
-              <w:top w:w="40" w:type="dxa"/>
-              <w:bottom w:w="40" w:type="dxa"/>
-              <w:left w:w="60" w:type="dxa"/>
-              <w:right w:w="60" w:type="dxa"/>
-            </w:tcMar>
-          </w:tcPr>
+          <w:tcPr/>
           <w:p>
             <w:pPr>
               <w:pStyle w:val="Compact"/>
-              <w:spacing w:before="0" w:after="40" w:line="264" w:lineRule="auto"/>
               <w:jc w:val="left"/>
             </w:pPr>
             <w:r>
-              <w:rPr>
-                <w:rFonts w:ascii="Calibri" w:hAnsi="Calibri"/>
-                <w:sz w:val="18"/>
-              </w:rPr>
               <w:t xml:space="preserve">POST</w:t>
             </w:r>
           </w:p>
         </w:tc>
         <w:tc>
-          <w:tcPr>
-            <w:tcMar>
-              <w:top w:w="40" w:type="dxa"/>
-              <w:bottom w:w="40" w:type="dxa"/>
-              <w:left w:w="60" w:type="dxa"/>
-              <w:right w:w="60" w:type="dxa"/>
-            </w:tcMar>
-          </w:tcPr>
+          <w:tcPr/>
           <w:p>
             <w:pPr>
               <w:pStyle w:val="Compact"/>
-              <w:spacing w:before="0" w:after="40" w:line="264" w:lineRule="auto"/>
               <w:jc w:val="left"/>
             </w:pPr>
             <w:r>
               <w:rPr>
                 <w:rStyle w:val="VerbatimChar"/>
-                <w:rFonts w:ascii="Calibri" w:hAnsi="Calibri"/>
-                <w:sz w:val="18"/>
               </w:rPr>
               <w:t xml:space="preserve">/auth/login</w:t>
             </w:r>
           </w:p>
         </w:tc>
         <w:tc>
-          <w:tcPr>
-            <w:tcMar>
-              <w:top w:w="40" w:type="dxa"/>
-              <w:bottom w:w="40" w:type="dxa"/>
-              <w:left w:w="60" w:type="dxa"/>
-              <w:right w:w="60" w:type="dxa"/>
-            </w:tcMar>
-          </w:tcPr>
+          <w:tcPr/>
           <w:p>
             <w:pPr>
               <w:pStyle w:val="Compact"/>
-              <w:spacing w:before="0" w:after="40" w:line="264" w:lineRule="auto"/>
               <w:jc w:val="left"/>
             </w:pPr>
             <w:r>
-              <w:rPr>
-                <w:rFonts w:ascii="Calibri" w:hAnsi="Calibri"/>
-                <w:sz w:val="18"/>
-              </w:rPr>
               <w:t xml:space="preserve">Public</w:t>
             </w:r>
           </w:p>
@@ -528,74 +551,40 @@
       </w:tr>
       <w:tr>
         <w:tc>
-          <w:tcPr>
-            <w:tcMar>
-              <w:top w:w="40" w:type="dxa"/>
-              <w:bottom w:w="40" w:type="dxa"/>
-              <w:left w:w="60" w:type="dxa"/>
-              <w:right w:w="60" w:type="dxa"/>
-            </w:tcMar>
-          </w:tcPr>
+          <w:tcPr/>
           <w:p>
             <w:pPr>
               <w:pStyle w:val="Compact"/>
-              <w:spacing w:before="0" w:after="40" w:line="264" w:lineRule="auto"/>
               <w:jc w:val="left"/>
             </w:pPr>
             <w:r>
-              <w:rPr>
-                <w:rFonts w:ascii="Calibri" w:hAnsi="Calibri"/>
-                <w:sz w:val="18"/>
-              </w:rPr>
-              <w:t xml:space="preserve">GET</w:t>
+              <w:t xml:space="preserve">POST</w:t>
             </w:r>
           </w:p>
         </w:tc>
         <w:tc>
-          <w:tcPr>
-            <w:tcMar>
-              <w:top w:w="40" w:type="dxa"/>
-              <w:bottom w:w="40" w:type="dxa"/>
-              <w:left w:w="60" w:type="dxa"/>
-              <w:right w:w="60" w:type="dxa"/>
-            </w:tcMar>
-          </w:tcPr>
+          <w:tcPr/>
           <w:p>
             <w:pPr>
               <w:pStyle w:val="Compact"/>
-              <w:spacing w:before="0" w:after="40" w:line="264" w:lineRule="auto"/>
               <w:jc w:val="left"/>
             </w:pPr>
             <w:r>
               <w:rPr>
                 <w:rStyle w:val="VerbatimChar"/>
-                <w:rFonts w:ascii="Calibri" w:hAnsi="Calibri"/>
-                <w:sz w:val="18"/>
               </w:rPr>
-              <w:t xml:space="preserve">/auth/me</w:t>
+              <w:t xml:space="preserve">/auth/logout</w:t>
             </w:r>
           </w:p>
         </w:tc>
         <w:tc>
-          <w:tcPr>
-            <w:tcMar>
-              <w:top w:w="40" w:type="dxa"/>
-              <w:bottom w:w="40" w:type="dxa"/>
-              <w:left w:w="60" w:type="dxa"/>
-              <w:right w:w="60" w:type="dxa"/>
-            </w:tcMar>
-          </w:tcPr>
+          <w:tcPr/>
           <w:p>
             <w:pPr>
               <w:pStyle w:val="Compact"/>
-              <w:spacing w:before="0" w:after="40" w:line="264" w:lineRule="auto"/>
               <w:jc w:val="left"/>
             </w:pPr>
             <w:r>
-              <w:rPr>
-                <w:rFonts w:ascii="Calibri" w:hAnsi="Calibri"/>
-                <w:sz w:val="18"/>
-              </w:rPr>
               <w:t xml:space="preserve">Authenticated</w:t>
             </w:r>
           </w:p>
@@ -603,74 +592,81 @@
       </w:tr>
       <w:tr>
         <w:tc>
-          <w:tcPr>
-            <w:tcMar>
-              <w:top w:w="40" w:type="dxa"/>
-              <w:bottom w:w="40" w:type="dxa"/>
-              <w:left w:w="60" w:type="dxa"/>
-              <w:right w:w="60" w:type="dxa"/>
-            </w:tcMar>
-          </w:tcPr>
+          <w:tcPr/>
           <w:p>
             <w:pPr>
               <w:pStyle w:val="Compact"/>
-              <w:spacing w:before="0" w:after="40" w:line="264" w:lineRule="auto"/>
+              <w:jc w:val="left"/>
+            </w:pPr>
+            <w:r>
+              <w:t xml:space="preserve">GET</w:t>
+            </w:r>
+          </w:p>
+        </w:tc>
+        <w:tc>
+          <w:tcPr/>
+          <w:p>
+            <w:pPr>
+              <w:pStyle w:val="Compact"/>
               <w:jc w:val="left"/>
             </w:pPr>
             <w:r>
               <w:rPr>
-                <w:rFonts w:ascii="Calibri" w:hAnsi="Calibri"/>
-                <w:sz w:val="18"/>
+                <w:rStyle w:val="VerbatimChar"/>
               </w:rPr>
+              <w:t xml:space="preserve">/auth/me</w:t>
+            </w:r>
+          </w:p>
+        </w:tc>
+        <w:tc>
+          <w:tcPr/>
+          <w:p>
+            <w:pPr>
+              <w:pStyle w:val="Compact"/>
+              <w:jc w:val="left"/>
+            </w:pPr>
+            <w:r>
+              <w:t xml:space="preserve">Authenticated</w:t>
+            </w:r>
+          </w:p>
+        </w:tc>
+      </w:tr>
+      <w:tr>
+        <w:tc>
+          <w:tcPr/>
+          <w:p>
+            <w:pPr>
+              <w:pStyle w:val="Compact"/>
+              <w:jc w:val="left"/>
+            </w:pPr>
+            <w:r>
               <w:t xml:space="preserve">PUT</w:t>
             </w:r>
           </w:p>
         </w:tc>
         <w:tc>
-          <w:tcPr>
-            <w:tcMar>
-              <w:top w:w="40" w:type="dxa"/>
-              <w:bottom w:w="40" w:type="dxa"/>
-              <w:left w:w="60" w:type="dxa"/>
-              <w:right w:w="60" w:type="dxa"/>
-            </w:tcMar>
-          </w:tcPr>
+          <w:tcPr/>
           <w:p>
             <w:pPr>
               <w:pStyle w:val="Compact"/>
-              <w:spacing w:before="0" w:after="40" w:line="264" w:lineRule="auto"/>
               <w:jc w:val="left"/>
             </w:pPr>
             <w:r>
               <w:rPr>
                 <w:rStyle w:val="VerbatimChar"/>
-                <w:rFonts w:ascii="Calibri" w:hAnsi="Calibri"/>
-                <w:sz w:val="18"/>
               </w:rPr>
               <w:t xml:space="preserve">/auth/password</w:t>
             </w:r>
           </w:p>
         </w:tc>
         <w:tc>
-          <w:tcPr>
-            <w:tcMar>
-              <w:top w:w="40" w:type="dxa"/>
-              <w:bottom w:w="40" w:type="dxa"/>
-              <w:left w:w="60" w:type="dxa"/>
-              <w:right w:w="60" w:type="dxa"/>
-            </w:tcMar>
-          </w:tcPr>
+          <w:tcPr/>
           <w:p>
             <w:pPr>
               <w:pStyle w:val="Compact"/>
-              <w:spacing w:before="0" w:after="40" w:line="264" w:lineRule="auto"/>
               <w:jc w:val="left"/>
             </w:pPr>
             <w:r>
-              <w:rPr>
-                <w:rFonts w:ascii="Calibri" w:hAnsi="Calibri"/>
-                <w:sz w:val="18"/>
-              </w:rPr>
               <w:t xml:space="preserve">Authenticated</w:t>
             </w:r>
           </w:p>
@@ -694,8 +690,6 @@
           <w:ilvl w:val="0"/>
           <w:numId w:val="1002"/>
         </w:numPr>
-        <w:spacing w:after="160" w:line="276" w:lineRule="auto"/>
-        <w:jc w:val="left"/>
       </w:pPr>
       <w:r>
         <w:rPr>
@@ -711,8 +705,6 @@
           <w:ilvl w:val="0"/>
           <w:numId w:val="1002"/>
         </w:numPr>
-        <w:spacing w:after="160" w:line="276" w:lineRule="auto"/>
-        <w:jc w:val="left"/>
       </w:pPr>
       <w:r>
         <w:rPr>
@@ -753,8 +745,6 @@
           <w:ilvl w:val="0"/>
           <w:numId w:val="1003"/>
         </w:numPr>
-        <w:spacing w:after="160" w:line="276" w:lineRule="auto"/>
-        <w:jc w:val="left"/>
       </w:pPr>
       <w:r>
         <w:rPr>
@@ -809,8 +799,6 @@
           <w:ilvl w:val="0"/>
           <w:numId w:val="1003"/>
         </w:numPr>
-        <w:spacing w:after="160" w:line="276" w:lineRule="auto"/>
-        <w:jc w:val="left"/>
       </w:pPr>
       <w:r>
         <w:rPr>
@@ -832,8 +820,6 @@
           <w:ilvl w:val="0"/>
           <w:numId w:val="1003"/>
         </w:numPr>
-        <w:spacing w:after="160" w:line="276" w:lineRule="auto"/>
-        <w:jc w:val="left"/>
       </w:pPr>
       <w:r>
         <w:rPr>
@@ -864,8 +850,6 @@
           <w:ilvl w:val="0"/>
           <w:numId w:val="1003"/>
         </w:numPr>
-        <w:spacing w:after="160" w:line="276" w:lineRule="auto"/>
-        <w:jc w:val="left"/>
       </w:pPr>
       <w:r>
         <w:rPr>
@@ -906,8 +890,6 @@
           <w:ilvl w:val="0"/>
           <w:numId w:val="1004"/>
         </w:numPr>
-        <w:spacing w:after="160" w:line="276" w:lineRule="auto"/>
-        <w:jc w:val="left"/>
       </w:pPr>
       <w:r>
         <w:rPr>
@@ -941,8 +923,6 @@
           <w:ilvl w:val="0"/>
           <w:numId w:val="1004"/>
         </w:numPr>
-        <w:spacing w:after="160" w:line="276" w:lineRule="auto"/>
-        <w:jc w:val="left"/>
       </w:pPr>
       <w:r>
         <w:rPr>
@@ -970,8 +950,6 @@
     <w:p>
       <w:pPr>
         <w:pStyle w:val="FirstParagraph"/>
-        <w:spacing w:after="160" w:line="276" w:lineRule="auto"/>
-        <w:jc w:val="left"/>
       </w:pPr>
       <w:r>
         <w:rPr>
@@ -1029,8 +1007,6 @@
     <w:p>
       <w:pPr>
         <w:pStyle w:val="FirstParagraph"/>
-        <w:spacing w:after="160" w:line="276" w:lineRule="auto"/>
-        <w:jc w:val="left"/>
       </w:pPr>
       <w:r>
         <w:rPr>
@@ -1097,8 +1073,6 @@
     <w:p>
       <w:pPr>
         <w:pStyle w:val="FirstParagraph"/>
-        <w:spacing w:after="160" w:line="276" w:lineRule="auto"/>
-        <w:jc w:val="left"/>
       </w:pPr>
       <w:r>
         <w:t xml:space="preserve">None dedicated; JWT via JJWT library.</w:t>
@@ -1121,8 +1095,6 @@
           <w:ilvl w:val="0"/>
           <w:numId w:val="1005"/>
         </w:numPr>
-        <w:spacing w:after="160" w:line="276" w:lineRule="auto"/>
-        <w:jc w:val="left"/>
       </w:pPr>
       <w:r>
         <w:rPr>
@@ -1138,8 +1110,6 @@
           <w:ilvl w:val="0"/>
           <w:numId w:val="1005"/>
         </w:numPr>
-        <w:spacing w:after="160" w:line="276" w:lineRule="auto"/>
-        <w:jc w:val="left"/>
       </w:pPr>
       <w:r>
         <w:rPr>
@@ -1182,8 +1152,6 @@
           <w:ilvl w:val="0"/>
           <w:numId w:val="1005"/>
         </w:numPr>
-        <w:spacing w:after="160" w:line="276" w:lineRule="auto"/>
-        <w:jc w:val="left"/>
       </w:pPr>
       <w:r>
         <w:t xml:space="preserve">Frontend:</w:t>
@@ -1239,8 +1207,6 @@
           <w:ilvl w:val="0"/>
           <w:numId w:val="1006"/>
         </w:numPr>
-        <w:spacing w:after="160" w:line="276" w:lineRule="auto"/>
-        <w:jc w:val="left"/>
       </w:pPr>
       <w:r>
         <w:t xml:space="preserve">Change password:</w:t>
@@ -1293,8 +1259,6 @@
           <w:ilvl w:val="0"/>
           <w:numId w:val="1007"/>
         </w:numPr>
-        <w:spacing w:after="160" w:line="276" w:lineRule="auto"/>
-        <w:jc w:val="left"/>
       </w:pPr>
       <w:r>
         <w:t xml:space="preserve">Stateless sessions; CSRF disabled</w:t>
@@ -1307,8 +1271,6 @@
           <w:ilvl w:val="0"/>
           <w:numId w:val="1007"/>
         </w:numPr>
-        <w:spacing w:after="160" w:line="276" w:lineRule="auto"/>
-        <w:jc w:val="left"/>
       </w:pPr>
       <w:r>
         <w:t xml:space="preserve">Only</w:t>
@@ -1336,8 +1298,6 @@
           <w:ilvl w:val="0"/>
           <w:numId w:val="1007"/>
         </w:numPr>
-        <w:spacing w:after="160" w:line="276" w:lineRule="auto"/>
-        <w:jc w:val="left"/>
       </w:pPr>
       <w:r>
         <w:t xml:space="preserve">Roles not in JWT claims — refreshed from DB per request</w:t>
@@ -1356,8 +1316,6 @@
     <w:p>
       <w:pPr>
         <w:pStyle w:val="FirstParagraph"/>
-        <w:spacing w:after="160" w:line="276" w:lineRule="auto"/>
-        <w:jc w:val="left"/>
       </w:pPr>
       <w:r>
         <w:rPr>
@@ -1421,8 +1379,6 @@
     <w:p>
       <w:pPr>
         <w:pStyle w:val="FirstParagraph"/>
-        <w:spacing w:after="160" w:line="276" w:lineRule="auto"/>
-        <w:jc w:val="left"/>
       </w:pPr>
       <w:r>
         <w:t xml:space="preserve">Spring Security TRACE enabled in dev properties (noise in production).</w:t>
@@ -1441,8 +1397,6 @@
     <w:p>
       <w:pPr>
         <w:pStyle w:val="FirstParagraph"/>
-        <w:spacing w:after="160" w:line="276" w:lineRule="auto"/>
-        <w:jc w:val="left"/>
       </w:pPr>
       <w:r>
         <w:t xml:space="preserve">No dedicated audit event table. User</w:t>
@@ -1486,8 +1440,6 @@
           <w:ilvl w:val="0"/>
           <w:numId w:val="1008"/>
         </w:numPr>
-        <w:spacing w:after="160" w:line="276" w:lineRule="auto"/>
-        <w:jc w:val="left"/>
       </w:pPr>
       <w:r>
         <w:t xml:space="preserve">Redeploy script smoke:</w:t>
@@ -1539,8 +1491,6 @@
           <w:ilvl w:val="0"/>
           <w:numId w:val="1008"/>
         </w:numPr>
-        <w:spacing w:after="160" w:line="276" w:lineRule="auto"/>
-        <w:jc w:val="left"/>
       </w:pPr>
       <w:r>
         <w:t xml:space="preserve">Manual: wrong password → lockout behavior</w:t>
@@ -1553,8 +1503,6 @@
           <w:ilvl w:val="0"/>
           <w:numId w:val="1008"/>
         </w:numPr>
-        <w:spacing w:after="160" w:line="276" w:lineRule="auto"/>
-        <w:jc w:val="left"/>
       </w:pPr>
       <w:r>
         <w:t xml:space="preserve">Guard: visit ADMIN route as EMPLOYEE</w:t>
@@ -1577,8 +1525,6 @@
           <w:ilvl w:val="0"/>
           <w:numId w:val="1009"/>
         </w:numPr>
-        <w:spacing w:after="160" w:line="276" w:lineRule="auto"/>
-        <w:jc w:val="left"/>
       </w:pPr>
       <w:r>
         <w:t xml:space="preserve">Embed roles in JWT (trade-off: stale roles vs DB hit)</w:t>
@@ -1591,8 +1537,6 @@
           <w:ilvl w:val="0"/>
           <w:numId w:val="1009"/>
         </w:numPr>
-        <w:spacing w:after="160" w:line="276" w:lineRule="auto"/>
-        <w:jc w:val="left"/>
       </w:pPr>
       <w:r>
         <w:t xml:space="preserve">Refresh tokens</w:t>
@@ -1605,8 +1549,6 @@
           <w:ilvl w:val="0"/>
           <w:numId w:val="1009"/>
         </w:numPr>
-        <w:spacing w:after="160" w:line="276" w:lineRule="auto"/>
-        <w:jc w:val="left"/>
       </w:pPr>
       <w:r>
         <w:t xml:space="preserve">MFA</w:t>
@@ -1619,18 +1561,12 @@
           <w:ilvl w:val="0"/>
           <w:numId w:val="1009"/>
         </w:numPr>
-        <w:spacing w:after="160" w:line="276" w:lineRule="auto"/>
-        <w:jc w:val="left"/>
       </w:pPr>
       <w:r>
         <w:t xml:space="preserve">Move secrets to env / Liberty jasypt</w:t>
       </w:r>
     </w:p>
     <w:p>
-      <w:pPr>
-        <w:spacing w:after="160" w:line="276" w:lineRule="auto"/>
-        <w:jc w:val="left"/>
-      </w:pPr>
       <w:r>
         <w:pict>
           <v:rect style="width:0;height:1.5pt" o:hralign="center" o:hrstd="t" o:hr="t"/>
@@ -1660,17 +1596,9 @@
     <w:tbl>
       <w:tblPr>
         <w:tblStyle w:val="Table"/>
-        <w:tblW w:type="pct" w:w="5000"/>
-        <w:tblLayout w:type="autofit"/>
+        <w:tblW w:type="pct" w:w="4878"/>
+        <w:tblLayout w:type="fixed"/>
         <w:tblLook w:firstRow="1" w:lastRow="0" w:firstColumn="0" w:lastColumn="0" w:noHBand="0" w:noVBand="0" w:val="0020"/>
-        <w:tblBorders>
-          <w:top w:val="single" w:sz="4" w:space="0" w:color="CBD5E0"/>
-          <w:left w:val="single" w:sz="4" w:space="0" w:color="CBD5E0"/>
-          <w:bottom w:val="single" w:sz="4" w:space="0" w:color="CBD5E0"/>
-          <w:right w:val="single" w:sz="4" w:space="0" w:color="CBD5E0"/>
-          <w:insideH w:val="single" w:sz="4" w:space="0" w:color="CBD5E0"/>
-          <w:insideV w:val="single" w:sz="4" w:space="0" w:color="CBD5E0"/>
-        </w:tblBorders>
       </w:tblPr>
       <w:tblGrid>
         <w:gridCol w:w="2511"/>
@@ -1681,55 +1609,25 @@
           <w:tblHeader w:val="on"/>
         </w:trPr>
         <w:tc>
-          <w:tcPr>
-            <w:tcMar>
-              <w:top w:w="40" w:type="dxa"/>
-              <w:bottom w:w="40" w:type="dxa"/>
-              <w:left w:w="60" w:type="dxa"/>
-              <w:right w:w="60" w:type="dxa"/>
-            </w:tcMar>
-            <w:shd w:fill="1A365D" w:val="clear"/>
-          </w:tcPr>
+          <w:tcPr/>
           <w:p>
             <w:pPr>
               <w:pStyle w:val="Compact"/>
-              <w:spacing w:before="0" w:after="40" w:line="264" w:lineRule="auto"/>
               <w:jc w:val="left"/>
             </w:pPr>
             <w:r>
-              <w:rPr>
-                <w:rFonts w:ascii="Calibri" w:hAnsi="Calibri"/>
-                <w:b/>
-                <w:color w:val="FFFFFF"/>
-                <w:sz w:val="18"/>
-              </w:rPr>
               <w:t xml:space="preserve">Item</w:t>
             </w:r>
           </w:p>
         </w:tc>
         <w:tc>
-          <w:tcPr>
-            <w:tcMar>
-              <w:top w:w="40" w:type="dxa"/>
-              <w:bottom w:w="40" w:type="dxa"/>
-              <w:left w:w="60" w:type="dxa"/>
-              <w:right w:w="60" w:type="dxa"/>
-            </w:tcMar>
-            <w:shd w:fill="1A365D" w:val="clear"/>
-          </w:tcPr>
+          <w:tcPr/>
           <w:p>
             <w:pPr>
               <w:pStyle w:val="Compact"/>
-              <w:spacing w:before="0" w:after="40" w:line="264" w:lineRule="auto"/>
               <w:jc w:val="left"/>
             </w:pPr>
             <w:r>
-              <w:rPr>
-                <w:rFonts w:ascii="Calibri" w:hAnsi="Calibri"/>
-                <w:b/>
-                <w:color w:val="FFFFFF"/>
-                <w:sz w:val="18"/>
-              </w:rPr>
               <w:t xml:space="preserve">Detail</w:t>
             </w:r>
           </w:p>
@@ -1737,49 +1635,27 @@
       </w:tr>
       <w:tr>
         <w:tc>
-          <w:tcPr>
-            <w:tcMar>
-              <w:top w:w="40" w:type="dxa"/>
-              <w:bottom w:w="40" w:type="dxa"/>
-              <w:left w:w="60" w:type="dxa"/>
-              <w:right w:w="60" w:type="dxa"/>
-            </w:tcMar>
-          </w:tcPr>
+          <w:tcPr/>
           <w:p>
             <w:pPr>
               <w:pStyle w:val="Compact"/>
-              <w:spacing w:before="0" w:after="40" w:line="264" w:lineRule="auto"/>
               <w:jc w:val="left"/>
             </w:pPr>
             <w:r>
-              <w:rPr>
-                <w:rFonts w:ascii="Calibri" w:hAnsi="Calibri"/>
-                <w:sz w:val="18"/>
-              </w:rPr>
               <w:t xml:space="preserve">Files</w:t>
             </w:r>
           </w:p>
         </w:tc>
         <w:tc>
-          <w:tcPr>
-            <w:tcMar>
-              <w:top w:w="40" w:type="dxa"/>
-              <w:bottom w:w="40" w:type="dxa"/>
-              <w:left w:w="60" w:type="dxa"/>
-              <w:right w:w="60" w:type="dxa"/>
-            </w:tcMar>
-          </w:tcPr>
+          <w:tcPr/>
           <w:p>
             <w:pPr>
               <w:pStyle w:val="Compact"/>
-              <w:spacing w:before="0" w:after="40" w:line="264" w:lineRule="auto"/>
               <w:jc w:val="left"/>
             </w:pPr>
             <w:r>
               <w:rPr>
                 <w:rStyle w:val="VerbatimChar"/>
-                <w:rFonts w:ascii="Calibri" w:hAnsi="Calibri"/>
-                <w:sz w:val="18"/>
               </w:rPr>
               <w:t xml:space="preserve">BankOne/src/main/resources/application.properties</w:t>
             </w:r>
@@ -1788,86 +1664,46 @@
       </w:tr>
       <w:tr>
         <w:tc>
-          <w:tcPr>
-            <w:tcMar>
-              <w:top w:w="40" w:type="dxa"/>
-              <w:bottom w:w="40" w:type="dxa"/>
-              <w:left w:w="60" w:type="dxa"/>
-              <w:right w:w="60" w:type="dxa"/>
-            </w:tcMar>
-          </w:tcPr>
+          <w:tcPr/>
           <w:p>
             <w:pPr>
               <w:pStyle w:val="Compact"/>
-              <w:spacing w:before="0" w:after="40" w:line="264" w:lineRule="auto"/>
               <w:jc w:val="left"/>
             </w:pPr>
             <w:r>
-              <w:rPr>
-                <w:rFonts w:ascii="Calibri" w:hAnsi="Calibri"/>
-                <w:sz w:val="18"/>
-              </w:rPr>
               <w:t xml:space="preserve">Classes</w:t>
             </w:r>
           </w:p>
         </w:tc>
         <w:tc>
-          <w:tcPr>
-            <w:tcMar>
-              <w:top w:w="40" w:type="dxa"/>
-              <w:bottom w:w="40" w:type="dxa"/>
-              <w:left w:w="60" w:type="dxa"/>
-              <w:right w:w="60" w:type="dxa"/>
-            </w:tcMar>
-          </w:tcPr>
+          <w:tcPr/>
           <w:p>
             <w:pPr>
               <w:pStyle w:val="Compact"/>
-              <w:spacing w:before="0" w:after="40" w:line="264" w:lineRule="auto"/>
               <w:jc w:val="left"/>
             </w:pPr>
             <w:r>
               <w:rPr>
                 <w:rStyle w:val="VerbatimChar"/>
-                <w:rFonts w:ascii="Calibri" w:hAnsi="Calibri"/>
-                <w:sz w:val="18"/>
               </w:rPr>
               <w:t xml:space="preserve">JwtService</w:t>
             </w:r>
             <w:r>
-              <w:rPr>
-                <w:rFonts w:ascii="Calibri" w:hAnsi="Calibri"/>
-                <w:sz w:val="18"/>
-              </w:rPr>
               <w:t xml:space="preserve"> </w:t>
             </w:r>
             <w:r>
-              <w:rPr>
-                <w:rFonts w:ascii="Calibri" w:hAnsi="Calibri"/>
-                <w:sz w:val="18"/>
-              </w:rPr>
               <w:t xml:space="preserve">(reads</w:t>
             </w:r>
             <w:r>
-              <w:rPr>
-                <w:rFonts w:ascii="Calibri" w:hAnsi="Calibri"/>
-                <w:sz w:val="18"/>
-              </w:rPr>
               <w:t xml:space="preserve"> </w:t>
             </w:r>
             <w:r>
               <w:rPr>
                 <w:rStyle w:val="VerbatimChar"/>
-                <w:rFonts w:ascii="Calibri" w:hAnsi="Calibri"/>
-                <w:sz w:val="18"/>
               </w:rPr>
               <w:t xml:space="preserve">@Value</w:t>
             </w:r>
             <w:r>
-              <w:rPr>
-                <w:rFonts w:ascii="Calibri" w:hAnsi="Calibri"/>
-                <w:sz w:val="18"/>
-              </w:rPr>
               <w:t xml:space="preserve">)</w:t>
             </w:r>
           </w:p>
@@ -1875,78 +1711,42 @@
       </w:tr>
       <w:tr>
         <w:tc>
-          <w:tcPr>
-            <w:tcMar>
-              <w:top w:w="40" w:type="dxa"/>
-              <w:bottom w:w="40" w:type="dxa"/>
-              <w:left w:w="60" w:type="dxa"/>
-              <w:right w:w="60" w:type="dxa"/>
-            </w:tcMar>
-          </w:tcPr>
+          <w:tcPr/>
           <w:p>
             <w:pPr>
               <w:pStyle w:val="Compact"/>
-              <w:spacing w:before="0" w:after="40" w:line="264" w:lineRule="auto"/>
               <w:jc w:val="left"/>
             </w:pPr>
             <w:r>
-              <w:rPr>
-                <w:rFonts w:ascii="Calibri" w:hAnsi="Calibri"/>
-                <w:sz w:val="18"/>
-              </w:rPr>
               <w:t xml:space="preserve">Methods</w:t>
             </w:r>
           </w:p>
         </w:tc>
         <w:tc>
-          <w:tcPr>
-            <w:tcMar>
-              <w:top w:w="40" w:type="dxa"/>
-              <w:bottom w:w="40" w:type="dxa"/>
-              <w:left w:w="60" w:type="dxa"/>
-              <w:right w:w="60" w:type="dxa"/>
-            </w:tcMar>
-          </w:tcPr>
+          <w:tcPr/>
           <w:p>
             <w:pPr>
               <w:pStyle w:val="Compact"/>
-              <w:spacing w:before="0" w:after="40" w:line="264" w:lineRule="auto"/>
               <w:jc w:val="left"/>
             </w:pPr>
             <w:r>
               <w:rPr>
                 <w:rStyle w:val="VerbatimChar"/>
-                <w:rFonts w:ascii="Calibri" w:hAnsi="Calibri"/>
-                <w:sz w:val="18"/>
               </w:rPr>
               <w:t xml:space="preserve">generateToken()</w:t>
             </w:r>
             <w:r>
-              <w:rPr>
-                <w:rFonts w:ascii="Calibri" w:hAnsi="Calibri"/>
-                <w:sz w:val="18"/>
-              </w:rPr>
               <w:t xml:space="preserve"> </w:t>
             </w:r>
             <w:r>
-              <w:rPr>
-                <w:rFonts w:ascii="Calibri" w:hAnsi="Calibri"/>
-                <w:sz w:val="18"/>
-              </w:rPr>
               <w:t xml:space="preserve">uses</w:t>
             </w:r>
             <w:r>
-              <w:rPr>
-                <w:rFonts w:ascii="Calibri" w:hAnsi="Calibri"/>
-                <w:sz w:val="18"/>
-              </w:rPr>
               <w:t xml:space="preserve"> </w:t>
             </w:r>
             <w:r>
               <w:rPr>
                 <w:rStyle w:val="VerbatimChar"/>
-                <w:rFonts w:ascii="Calibri" w:hAnsi="Calibri"/>
-                <w:sz w:val="18"/>
               </w:rPr>
               <w:t xml:space="preserve">jwt.expiration</w:t>
             </w:r>
@@ -1955,63 +1755,31 @@
       </w:tr>
       <w:tr>
         <w:tc>
-          <w:tcPr>
-            <w:tcMar>
-              <w:top w:w="40" w:type="dxa"/>
-              <w:bottom w:w="40" w:type="dxa"/>
-              <w:left w:w="60" w:type="dxa"/>
-              <w:right w:w="60" w:type="dxa"/>
-            </w:tcMar>
-          </w:tcPr>
+          <w:tcPr/>
           <w:p>
             <w:pPr>
               <w:pStyle w:val="Compact"/>
-              <w:spacing w:before="0" w:after="40" w:line="264" w:lineRule="auto"/>
               <w:jc w:val="left"/>
             </w:pPr>
             <w:r>
-              <w:rPr>
-                <w:rFonts w:ascii="Calibri" w:hAnsi="Calibri"/>
-                <w:sz w:val="18"/>
-              </w:rPr>
               <w:t xml:space="preserve">Impact</w:t>
             </w:r>
           </w:p>
         </w:tc>
         <w:tc>
-          <w:tcPr>
-            <w:tcMar>
-              <w:top w:w="40" w:type="dxa"/>
-              <w:bottom w:w="40" w:type="dxa"/>
-              <w:left w:w="60" w:type="dxa"/>
-              <w:right w:w="60" w:type="dxa"/>
-            </w:tcMar>
-          </w:tcPr>
+          <w:tcPr/>
           <w:p>
             <w:pPr>
               <w:pStyle w:val="Compact"/>
-              <w:spacing w:before="0" w:after="40" w:line="264" w:lineRule="auto"/>
               <w:jc w:val="left"/>
             </w:pPr>
             <w:r>
-              <w:rPr>
-                <w:rFonts w:ascii="Calibri" w:hAnsi="Calibri"/>
-                <w:sz w:val="18"/>
-              </w:rPr>
               <w:t xml:space="preserve">Active tokens keep old expiry until re-login;</w:t>
             </w:r>
             <w:r>
-              <w:rPr>
-                <w:rFonts w:ascii="Calibri" w:hAnsi="Calibri"/>
-                <w:sz w:val="18"/>
-              </w:rPr>
               <w:t xml:space="preserve"> </w:t>
             </w:r>
             <w:r>
-              <w:rPr>
-                <w:rFonts w:ascii="Calibri" w:hAnsi="Calibri"/>
-                <w:sz w:val="18"/>
-              </w:rPr>
               <w:t xml:space="preserve">document for ops</w:t>
             </w:r>
           </w:p>
@@ -2031,17 +1799,9 @@
     <w:tbl>
       <w:tblPr>
         <w:tblStyle w:val="Table"/>
-        <w:tblW w:type="pct" w:w="5000"/>
-        <w:tblLayout w:type="autofit"/>
+        <w:tblW w:type="pct" w:w="4236"/>
+        <w:tblLayout w:type="fixed"/>
         <w:tblLook w:firstRow="1" w:lastRow="0" w:firstColumn="0" w:lastColumn="0" w:noHBand="0" w:noVBand="0" w:val="0020"/>
-        <w:tblBorders>
-          <w:top w:val="single" w:sz="4" w:space="0" w:color="CBD5E0"/>
-          <w:left w:val="single" w:sz="4" w:space="0" w:color="CBD5E0"/>
-          <w:bottom w:val="single" w:sz="4" w:space="0" w:color="CBD5E0"/>
-          <w:right w:val="single" w:sz="4" w:space="0" w:color="CBD5E0"/>
-          <w:insideH w:val="single" w:sz="4" w:space="0" w:color="CBD5E0"/>
-          <w:insideV w:val="single" w:sz="4" w:space="0" w:color="CBD5E0"/>
-        </w:tblBorders>
       </w:tblPr>
       <w:tblGrid>
         <w:gridCol w:w="2860"/>
@@ -2052,55 +1812,25 @@
           <w:tblHeader w:val="on"/>
         </w:trPr>
         <w:tc>
-          <w:tcPr>
-            <w:tcMar>
-              <w:top w:w="40" w:type="dxa"/>
-              <w:bottom w:w="40" w:type="dxa"/>
-              <w:left w:w="60" w:type="dxa"/>
-              <w:right w:w="60" w:type="dxa"/>
-            </w:tcMar>
-            <w:shd w:fill="1A365D" w:val="clear"/>
-          </w:tcPr>
+          <w:tcPr/>
           <w:p>
             <w:pPr>
               <w:pStyle w:val="Compact"/>
-              <w:spacing w:before="0" w:after="40" w:line="264" w:lineRule="auto"/>
               <w:jc w:val="left"/>
             </w:pPr>
             <w:r>
-              <w:rPr>
-                <w:rFonts w:ascii="Calibri" w:hAnsi="Calibri"/>
-                <w:b/>
-                <w:color w:val="FFFFFF"/>
-                <w:sz w:val="18"/>
-              </w:rPr>
               <w:t xml:space="preserve">Item</w:t>
             </w:r>
           </w:p>
         </w:tc>
         <w:tc>
-          <w:tcPr>
-            <w:tcMar>
-              <w:top w:w="40" w:type="dxa"/>
-              <w:bottom w:w="40" w:type="dxa"/>
-              <w:left w:w="60" w:type="dxa"/>
-              <w:right w:w="60" w:type="dxa"/>
-            </w:tcMar>
-            <w:shd w:fill="1A365D" w:val="clear"/>
-          </w:tcPr>
+          <w:tcPr/>
           <w:p>
             <w:pPr>
               <w:pStyle w:val="Compact"/>
-              <w:spacing w:before="0" w:after="40" w:line="264" w:lineRule="auto"/>
               <w:jc w:val="left"/>
             </w:pPr>
             <w:r>
-              <w:rPr>
-                <w:rFonts w:ascii="Calibri" w:hAnsi="Calibri"/>
-                <w:b/>
-                <w:color w:val="FFFFFF"/>
-                <w:sz w:val="18"/>
-              </w:rPr>
               <w:t xml:space="preserve">Detail</w:t>
             </w:r>
           </w:p>
@@ -2108,100 +1838,54 @@
       </w:tr>
       <w:tr>
         <w:tc>
-          <w:tcPr>
-            <w:tcMar>
-              <w:top w:w="40" w:type="dxa"/>
-              <w:bottom w:w="40" w:type="dxa"/>
-              <w:left w:w="60" w:type="dxa"/>
-              <w:right w:w="60" w:type="dxa"/>
-            </w:tcMar>
-          </w:tcPr>
+          <w:tcPr/>
           <w:p>
             <w:pPr>
               <w:pStyle w:val="Compact"/>
-              <w:spacing w:before="0" w:after="40" w:line="264" w:lineRule="auto"/>
               <w:jc w:val="left"/>
             </w:pPr>
             <w:r>
-              <w:rPr>
-                <w:rFonts w:ascii="Calibri" w:hAnsi="Calibri"/>
-                <w:sz w:val="18"/>
-              </w:rPr>
               <w:t xml:space="preserve">Files</w:t>
             </w:r>
           </w:p>
         </w:tc>
         <w:tc>
-          <w:tcPr>
-            <w:tcMar>
-              <w:top w:w="40" w:type="dxa"/>
-              <w:bottom w:w="40" w:type="dxa"/>
-              <w:left w:w="60" w:type="dxa"/>
-              <w:right w:w="60" w:type="dxa"/>
-            </w:tcMar>
-          </w:tcPr>
+          <w:tcPr/>
           <w:p>
             <w:pPr>
               <w:pStyle w:val="Compact"/>
-              <w:spacing w:before="0" w:after="40" w:line="264" w:lineRule="auto"/>
               <w:jc w:val="left"/>
             </w:pPr>
             <w:r>
               <w:rPr>
                 <w:rStyle w:val="VerbatimChar"/>
-                <w:rFonts w:ascii="Calibri" w:hAnsi="Calibri"/>
-                <w:sz w:val="18"/>
               </w:rPr>
               <w:t xml:space="preserve">LoginAttemptService.java</w:t>
             </w:r>
             <w:r>
-              <w:rPr>
-                <w:rFonts w:ascii="Calibri" w:hAnsi="Calibri"/>
-                <w:sz w:val="18"/>
-              </w:rPr>
               <w:t xml:space="preserve">,</w:t>
             </w:r>
             <w:r>
-              <w:rPr>
-                <w:rFonts w:ascii="Calibri" w:hAnsi="Calibri"/>
-                <w:sz w:val="18"/>
-              </w:rPr>
               <w:t xml:space="preserve"> </w:t>
             </w:r>
             <w:r>
               <w:rPr>
                 <w:rStyle w:val="VerbatimChar"/>
-                <w:rFonts w:ascii="Calibri" w:hAnsi="Calibri"/>
-                <w:sz w:val="18"/>
               </w:rPr>
               <w:t xml:space="preserve">User</w:t>
             </w:r>
             <w:r>
-              <w:rPr>
-                <w:rFonts w:ascii="Calibri" w:hAnsi="Calibri"/>
-                <w:sz w:val="18"/>
-              </w:rPr>
               <w:t xml:space="preserve"> </w:t>
             </w:r>
             <w:r>
-              <w:rPr>
-                <w:rFonts w:ascii="Calibri" w:hAnsi="Calibri"/>
-                <w:sz w:val="18"/>
-              </w:rPr>
               <w:t xml:space="preserve">entity fields, possibly</w:t>
             </w:r>
             <w:r>
-              <w:rPr>
-                <w:rFonts w:ascii="Calibri" w:hAnsi="Calibri"/>
-                <w:sz w:val="18"/>
-              </w:rPr>
               <w:t xml:space="preserve"> </w:t>
             </w:r>
             <w:r>
               <w:rPr>
                 <w:rStyle w:val="VerbatimChar"/>
-                <w:rFonts w:ascii="Calibri" w:hAnsi="Calibri"/>
-                <w:sz w:val="18"/>
               </w:rPr>
               <w:t xml:space="preserve">AuthenticationService.login()</w:t>
             </w:r>
@@ -2210,100 +1894,52 @@
       </w:tr>
       <w:tr>
         <w:tc>
-          <w:tcPr>
-            <w:tcMar>
-              <w:top w:w="40" w:type="dxa"/>
-              <w:bottom w:w="40" w:type="dxa"/>
-              <w:left w:w="60" w:type="dxa"/>
-              <w:right w:w="60" w:type="dxa"/>
-            </w:tcMar>
-          </w:tcPr>
+          <w:tcPr/>
           <w:p>
             <w:pPr>
               <w:pStyle w:val="Compact"/>
-              <w:spacing w:before="0" w:after="40" w:line="264" w:lineRule="auto"/>
               <w:jc w:val="left"/>
             </w:pPr>
             <w:r>
-              <w:rPr>
-                <w:rFonts w:ascii="Calibri" w:hAnsi="Calibri"/>
-                <w:sz w:val="18"/>
-              </w:rPr>
               <w:t xml:space="preserve">Methods</w:t>
             </w:r>
           </w:p>
         </w:tc>
         <w:tc>
-          <w:tcPr>
-            <w:tcMar>
-              <w:top w:w="40" w:type="dxa"/>
-              <w:bottom w:w="40" w:type="dxa"/>
-              <w:left w:w="60" w:type="dxa"/>
-              <w:right w:w="60" w:type="dxa"/>
-            </w:tcMar>
-          </w:tcPr>
+          <w:tcPr/>
           <w:p>
             <w:pPr>
               <w:pStyle w:val="Compact"/>
-              <w:spacing w:before="0" w:after="40" w:line="264" w:lineRule="auto"/>
               <w:jc w:val="left"/>
             </w:pPr>
             <w:r>
               <w:rPr>
                 <w:rStyle w:val="VerbatimChar"/>
-                <w:rFonts w:ascii="Calibri" w:hAnsi="Calibri"/>
-                <w:sz w:val="18"/>
               </w:rPr>
               <w:t xml:space="preserve">incrementFailedAttempts()</w:t>
             </w:r>
             <w:r>
-              <w:rPr>
-                <w:rFonts w:ascii="Calibri" w:hAnsi="Calibri"/>
-                <w:sz w:val="18"/>
-              </w:rPr>
               <w:t xml:space="preserve">, lock</w:t>
             </w:r>
             <w:r>
-              <w:rPr>
-                <w:rFonts w:ascii="Calibri" w:hAnsi="Calibri"/>
-                <w:sz w:val="18"/>
-              </w:rPr>
               <w:t xml:space="preserve"> </w:t>
             </w:r>
             <w:r>
-              <w:rPr>
-                <w:rFonts w:ascii="Calibri" w:hAnsi="Calibri"/>
-                <w:sz w:val="18"/>
-              </w:rPr>
               <w:t xml:space="preserve">check in</w:t>
             </w:r>
             <w:r>
-              <w:rPr>
-                <w:rFonts w:ascii="Calibri" w:hAnsi="Calibri"/>
-                <w:sz w:val="18"/>
-              </w:rPr>
               <w:t xml:space="preserve"> </w:t>
             </w:r>
             <w:r>
               <w:rPr>
                 <w:rStyle w:val="VerbatimChar"/>
-                <w:rFonts w:ascii="Calibri" w:hAnsi="Calibri"/>
-                <w:sz w:val="18"/>
               </w:rPr>
               <w:t xml:space="preserve">BankUserDetails</w:t>
             </w:r>
             <w:r>
-              <w:rPr>
-                <w:rFonts w:ascii="Calibri" w:hAnsi="Calibri"/>
-                <w:sz w:val="18"/>
-              </w:rPr>
               <w:t xml:space="preserve"> </w:t>
             </w:r>
             <w:r>
-              <w:rPr>
-                <w:rFonts w:ascii="Calibri" w:hAnsi="Calibri"/>
-                <w:sz w:val="18"/>
-              </w:rPr>
               <w:t xml:space="preserve">/ login</w:t>
             </w:r>
           </w:p>
@@ -2311,49 +1947,25 @@
       </w:tr>
       <w:tr>
         <w:tc>
-          <w:tcPr>
-            <w:tcMar>
-              <w:top w:w="40" w:type="dxa"/>
-              <w:bottom w:w="40" w:type="dxa"/>
-              <w:left w:w="60" w:type="dxa"/>
-              <w:right w:w="60" w:type="dxa"/>
-            </w:tcMar>
-          </w:tcPr>
+          <w:tcPr/>
           <w:p>
             <w:pPr>
               <w:pStyle w:val="Compact"/>
-              <w:spacing w:before="0" w:after="40" w:line="264" w:lineRule="auto"/>
               <w:jc w:val="left"/>
             </w:pPr>
             <w:r>
-              <w:rPr>
-                <w:rFonts w:ascii="Calibri" w:hAnsi="Calibri"/>
-                <w:sz w:val="18"/>
-              </w:rPr>
               <w:t xml:space="preserve">Impact</w:t>
             </w:r>
           </w:p>
         </w:tc>
         <w:tc>
-          <w:tcPr>
-            <w:tcMar>
-              <w:top w:w="40" w:type="dxa"/>
-              <w:bottom w:w="40" w:type="dxa"/>
-              <w:left w:w="60" w:type="dxa"/>
-              <w:right w:w="60" w:type="dxa"/>
-            </w:tcMar>
-          </w:tcPr>
+          <w:tcPr/>
           <w:p>
             <w:pPr>
               <w:pStyle w:val="Compact"/>
-              <w:spacing w:before="0" w:after="40" w:line="264" w:lineRule="auto"/>
               <w:jc w:val="left"/>
             </w:pPr>
             <w:r>
-              <w:rPr>
-                <w:rFonts w:ascii="Calibri" w:hAnsi="Calibri"/>
-                <w:sz w:val="18"/>
-              </w:rPr>
               <w:t xml:space="preserve">UX messaging on login page</w:t>
             </w:r>
           </w:p>
@@ -2373,17 +1985,9 @@
     <w:tbl>
       <w:tblPr>
         <w:tblStyle w:val="Table"/>
-        <w:tblW w:type="pct" w:w="5000"/>
-        <w:tblLayout w:type="autofit"/>
+        <w:tblW w:type="pct" w:w="4306"/>
+        <w:tblLayout w:type="fixed"/>
         <w:tblLook w:firstRow="1" w:lastRow="0" w:firstColumn="0" w:lastColumn="0" w:noHBand="0" w:noVBand="0" w:val="0020"/>
-        <w:tblBorders>
-          <w:top w:val="single" w:sz="4" w:space="0" w:color="CBD5E0"/>
-          <w:left w:val="single" w:sz="4" w:space="0" w:color="CBD5E0"/>
-          <w:bottom w:val="single" w:sz="4" w:space="0" w:color="CBD5E0"/>
-          <w:right w:val="single" w:sz="4" w:space="0" w:color="CBD5E0"/>
-          <w:insideH w:val="single" w:sz="4" w:space="0" w:color="CBD5E0"/>
-          <w:insideV w:val="single" w:sz="4" w:space="0" w:color="CBD5E0"/>
-        </w:tblBorders>
       </w:tblPr>
       <w:tblGrid>
         <w:gridCol w:w="3410"/>
@@ -2394,55 +1998,25 @@
           <w:tblHeader w:val="on"/>
         </w:trPr>
         <w:tc>
-          <w:tcPr>
-            <w:tcMar>
-              <w:top w:w="40" w:type="dxa"/>
-              <w:bottom w:w="40" w:type="dxa"/>
-              <w:left w:w="60" w:type="dxa"/>
-              <w:right w:w="60" w:type="dxa"/>
-            </w:tcMar>
-            <w:shd w:fill="1A365D" w:val="clear"/>
-          </w:tcPr>
+          <w:tcPr/>
           <w:p>
             <w:pPr>
               <w:pStyle w:val="Compact"/>
-              <w:spacing w:before="0" w:after="40" w:line="264" w:lineRule="auto"/>
               <w:jc w:val="left"/>
             </w:pPr>
             <w:r>
-              <w:rPr>
-                <w:rFonts w:ascii="Calibri" w:hAnsi="Calibri"/>
-                <w:b/>
-                <w:color w:val="FFFFFF"/>
-                <w:sz w:val="18"/>
-              </w:rPr>
               <w:t xml:space="preserve">Item</w:t>
             </w:r>
           </w:p>
         </w:tc>
         <w:tc>
-          <w:tcPr>
-            <w:tcMar>
-              <w:top w:w="40" w:type="dxa"/>
-              <w:bottom w:w="40" w:type="dxa"/>
-              <w:left w:w="60" w:type="dxa"/>
-              <w:right w:w="60" w:type="dxa"/>
-            </w:tcMar>
-            <w:shd w:fill="1A365D" w:val="clear"/>
-          </w:tcPr>
+          <w:tcPr/>
           <w:p>
             <w:pPr>
               <w:pStyle w:val="Compact"/>
-              <w:spacing w:before="0" w:after="40" w:line="264" w:lineRule="auto"/>
               <w:jc w:val="left"/>
             </w:pPr>
             <w:r>
-              <w:rPr>
-                <w:rFonts w:ascii="Calibri" w:hAnsi="Calibri"/>
-                <w:b/>
-                <w:color w:val="FFFFFF"/>
-                <w:sz w:val="18"/>
-              </w:rPr>
               <w:t xml:space="preserve">Detail</w:t>
             </w:r>
           </w:p>
@@ -2450,49 +2024,27 @@
       </w:tr>
       <w:tr>
         <w:tc>
-          <w:tcPr>
-            <w:tcMar>
-              <w:top w:w="40" w:type="dxa"/>
-              <w:bottom w:w="40" w:type="dxa"/>
-              <w:left w:w="60" w:type="dxa"/>
-              <w:right w:w="60" w:type="dxa"/>
-            </w:tcMar>
-          </w:tcPr>
+          <w:tcPr/>
           <w:p>
             <w:pPr>
               <w:pStyle w:val="Compact"/>
-              <w:spacing w:before="0" w:after="40" w:line="264" w:lineRule="auto"/>
               <w:jc w:val="left"/>
             </w:pPr>
             <w:r>
-              <w:rPr>
-                <w:rFonts w:ascii="Calibri" w:hAnsi="Calibri"/>
-                <w:sz w:val="18"/>
-              </w:rPr>
               <w:t xml:space="preserve">Files</w:t>
             </w:r>
           </w:p>
         </w:tc>
         <w:tc>
-          <w:tcPr>
-            <w:tcMar>
-              <w:top w:w="40" w:type="dxa"/>
-              <w:bottom w:w="40" w:type="dxa"/>
-              <w:left w:w="60" w:type="dxa"/>
-              <w:right w:w="60" w:type="dxa"/>
-            </w:tcMar>
-          </w:tcPr>
+          <w:tcPr/>
           <w:p>
             <w:pPr>
               <w:pStyle w:val="Compact"/>
-              <w:spacing w:before="0" w:after="40" w:line="264" w:lineRule="auto"/>
               <w:jc w:val="left"/>
             </w:pPr>
             <w:r>
               <w:rPr>
                 <w:rStyle w:val="VerbatimChar"/>
-                <w:rFonts w:ascii="Calibri" w:hAnsi="Calibri"/>
-                <w:sz w:val="18"/>
               </w:rPr>
               <w:t xml:space="preserve">SecurityConfig.java</w:t>
             </w:r>
@@ -2501,78 +2053,42 @@
       </w:tr>
       <w:tr>
         <w:tc>
-          <w:tcPr>
-            <w:tcMar>
-              <w:top w:w="40" w:type="dxa"/>
-              <w:bottom w:w="40" w:type="dxa"/>
-              <w:left w:w="60" w:type="dxa"/>
-              <w:right w:w="60" w:type="dxa"/>
-            </w:tcMar>
-          </w:tcPr>
+          <w:tcPr/>
           <w:p>
             <w:pPr>
               <w:pStyle w:val="Compact"/>
-              <w:spacing w:before="0" w:after="40" w:line="264" w:lineRule="auto"/>
               <w:jc w:val="left"/>
             </w:pPr>
             <w:r>
-              <w:rPr>
-                <w:rFonts w:ascii="Calibri" w:hAnsi="Calibri"/>
-                <w:sz w:val="18"/>
-              </w:rPr>
               <w:t xml:space="preserve">Methods</w:t>
             </w:r>
           </w:p>
         </w:tc>
         <w:tc>
-          <w:tcPr>
-            <w:tcMar>
-              <w:top w:w="40" w:type="dxa"/>
-              <w:bottom w:w="40" w:type="dxa"/>
-              <w:left w:w="60" w:type="dxa"/>
-              <w:right w:w="60" w:type="dxa"/>
-            </w:tcMar>
-          </w:tcPr>
+          <w:tcPr/>
           <w:p>
             <w:pPr>
               <w:pStyle w:val="Compact"/>
-              <w:spacing w:before="0" w:after="40" w:line="264" w:lineRule="auto"/>
               <w:jc w:val="left"/>
             </w:pPr>
             <w:r>
               <w:rPr>
                 <w:rStyle w:val="VerbatimChar"/>
-                <w:rFonts w:ascii="Calibri" w:hAnsi="Calibri"/>
-                <w:sz w:val="18"/>
               </w:rPr>
               <w:t xml:space="preserve">securityFilterChain</w:t>
             </w:r>
             <w:r>
-              <w:rPr>
-                <w:rFonts w:ascii="Calibri" w:hAnsi="Calibri"/>
-                <w:sz w:val="18"/>
-              </w:rPr>
               <w:t xml:space="preserve"> </w:t>
             </w:r>
             <w:r>
-              <w:rPr>
-                <w:rFonts w:ascii="Calibri" w:hAnsi="Calibri"/>
-                <w:sz w:val="18"/>
-              </w:rPr>
               <w:t xml:space="preserve">→</w:t>
             </w:r>
             <w:r>
-              <w:rPr>
-                <w:rFonts w:ascii="Calibri" w:hAnsi="Calibri"/>
-                <w:sz w:val="18"/>
-              </w:rPr>
               <w:t xml:space="preserve"> </w:t>
             </w:r>
             <w:r>
               <w:rPr>
                 <w:rStyle w:val="VerbatimChar"/>
-                <w:rFonts w:ascii="Calibri" w:hAnsi="Calibri"/>
-                <w:sz w:val="18"/>
               </w:rPr>
               <w:t xml:space="preserve">authorizeHttpRequests</w:t>
             </w:r>
@@ -2581,63 +2097,33 @@
       </w:tr>
       <w:tr>
         <w:tc>
-          <w:tcPr>
-            <w:tcMar>
-              <w:top w:w="40" w:type="dxa"/>
-              <w:bottom w:w="40" w:type="dxa"/>
-              <w:left w:w="60" w:type="dxa"/>
-              <w:right w:w="60" w:type="dxa"/>
-            </w:tcMar>
-          </w:tcPr>
+          <w:tcPr/>
           <w:p>
             <w:pPr>
               <w:pStyle w:val="Compact"/>
-              <w:spacing w:before="0" w:after="40" w:line="264" w:lineRule="auto"/>
               <w:jc w:val="left"/>
             </w:pPr>
             <w:r>
-              <w:rPr>
-                <w:rFonts w:ascii="Calibri" w:hAnsi="Calibri"/>
-                <w:sz w:val="18"/>
-              </w:rPr>
               <w:t xml:space="preserve">Impact</w:t>
             </w:r>
           </w:p>
         </w:tc>
         <w:tc>
-          <w:tcPr>
-            <w:tcMar>
-              <w:top w:w="40" w:type="dxa"/>
-              <w:bottom w:w="40" w:type="dxa"/>
-              <w:left w:w="60" w:type="dxa"/>
-              <w:right w:w="60" w:type="dxa"/>
-            </w:tcMar>
-          </w:tcPr>
+          <w:tcPr/>
           <w:p>
             <w:pPr>
               <w:pStyle w:val="Compact"/>
-              <w:spacing w:before="0" w:after="40" w:line="264" w:lineRule="auto"/>
               <w:jc w:val="left"/>
             </w:pPr>
             <w:r>
-              <w:rPr>
-                <w:rFonts w:ascii="Calibri" w:hAnsi="Calibri"/>
-                <w:sz w:val="18"/>
-              </w:rPr>
               <w:t xml:space="preserve">Must not accidentally open</w:t>
             </w:r>
             <w:r>
-              <w:rPr>
-                <w:rFonts w:ascii="Calibri" w:hAnsi="Calibri"/>
-                <w:sz w:val="18"/>
-              </w:rPr>
               <w:t xml:space="preserve"> </w:t>
             </w:r>
             <w:r>
               <w:rPr>
                 <w:rStyle w:val="VerbatimChar"/>
-                <w:rFonts w:ascii="Calibri" w:hAnsi="Calibri"/>
-                <w:sz w:val="18"/>
               </w:rPr>
               <w:t xml:space="preserve">/accounts/**</w:t>
             </w:r>

--- a/docs/MODULES/Authentication.docx
+++ b/docs/MODULES/Authentication.docx
@@ -31,6 +31,8 @@
     <w:p>
       <w:pPr>
         <w:pStyle w:val="FirstParagraph"/>
+        <w:spacing w:after="160" w:line="276" w:lineRule="auto"/>
+        <w:jc w:val="left"/>
       </w:pPr>
       <w:r>
         <w:t xml:space="preserve">Staff and portal authentication via username/password, JWT bearer tokens,</w:t>
@@ -88,6 +90,8 @@
     <w:p>
       <w:pPr>
         <w:pStyle w:val="FirstParagraph"/>
+        <w:spacing w:after="160" w:line="276" w:lineRule="auto"/>
+        <w:jc w:val="left"/>
       </w:pPr>
       <w:r>
         <w:t xml:space="preserve">Protect banking APIs and the Angular</w:t>
@@ -142,6 +146,8 @@
           <w:ilvl w:val="0"/>
           <w:numId w:val="1001"/>
         </w:numPr>
+        <w:spacing w:after="160" w:line="276" w:lineRule="auto"/>
+        <w:jc w:val="left"/>
       </w:pPr>
       <w:r>
         <w:t xml:space="preserve">Open</w:t>
@@ -169,6 +175,8 @@
           <w:ilvl w:val="0"/>
           <w:numId w:val="1001"/>
         </w:numPr>
+        <w:spacing w:after="160" w:line="276" w:lineRule="auto"/>
+        <w:jc w:val="left"/>
       </w:pPr>
       <w:r>
         <w:t xml:space="preserve">Enter credentials (optional remember-me)</w:t>
@@ -181,6 +189,8 @@
           <w:ilvl w:val="0"/>
           <w:numId w:val="1001"/>
         </w:numPr>
+        <w:spacing w:after="160" w:line="276" w:lineRule="auto"/>
+        <w:jc w:val="left"/>
       </w:pPr>
       <w:r>
         <w:t xml:space="preserve">Receive JWT; staff →</w:t>
@@ -214,6 +224,8 @@
           <w:ilvl w:val="0"/>
           <w:numId w:val="1001"/>
         </w:numPr>
+        <w:spacing w:after="160" w:line="276" w:lineRule="auto"/>
+        <w:jc w:val="left"/>
       </w:pPr>
       <w:r>
         <w:t xml:space="preserve">Profile at</w:t>
@@ -247,6 +259,8 @@
           <w:ilvl w:val="0"/>
           <w:numId w:val="1001"/>
         </w:numPr>
+        <w:spacing w:after="160" w:line="276" w:lineRule="auto"/>
+        <w:jc w:val="left"/>
       </w:pPr>
       <w:r>
         <w:t xml:space="preserve">Logout calls</w:t>
@@ -274,6 +288,8 @@
           <w:ilvl w:val="0"/>
           <w:numId w:val="1001"/>
         </w:numPr>
+        <w:spacing w:after="160" w:line="276" w:lineRule="auto"/>
+        <w:jc w:val="left"/>
       </w:pPr>
       <w:r>
         <w:t xml:space="preserve">401 from API → interceptor clears session → login</w:t>
@@ -292,6 +308,8 @@
     <w:p>
       <w:pPr>
         <w:pStyle w:val="FirstParagraph"/>
+        <w:spacing w:after="160" w:line="276" w:lineRule="auto"/>
+        <w:jc w:val="left"/>
       </w:pPr>
       <w:r>
         <w:t xml:space="preserve">See</w:t>
@@ -362,6 +380,8 @@
     <w:p>
       <w:pPr>
         <w:pStyle w:val="FirstParagraph"/>
+        <w:spacing w:after="160" w:line="276" w:lineRule="auto"/>
+        <w:jc w:val="left"/>
       </w:pPr>
       <w:r>
         <w:rPr>
@@ -458,9 +478,17 @@
     <w:tbl>
       <w:tblPr>
         <w:tblStyle w:val="Table"/>
-        <w:tblW w:type="pct" w:w="4375"/>
-        <w:tblLayout w:type="fixed"/>
+        <w:tblW w:type="pct" w:w="5000"/>
+        <w:tblLayout w:type="autofit"/>
         <w:tblLook w:firstRow="1" w:lastRow="0" w:firstColumn="0" w:lastColumn="0" w:noHBand="0" w:noVBand="0" w:val="0020"/>
+        <w:tblBorders>
+          <w:top w:val="single" w:sz="4" w:space="0" w:color="CBD5E0"/>
+          <w:left w:val="single" w:sz="4" w:space="0" w:color="CBD5E0"/>
+          <w:bottom w:val="single" w:sz="4" w:space="0" w:color="CBD5E0"/>
+          <w:right w:val="single" w:sz="4" w:space="0" w:color="CBD5E0"/>
+          <w:insideH w:val="single" w:sz="4" w:space="0" w:color="CBD5E0"/>
+          <w:insideV w:val="single" w:sz="4" w:space="0" w:color="CBD5E0"/>
+        </w:tblBorders>
       </w:tblPr>
       <w:tblGrid>
         <w:gridCol w:w="2310"/>
@@ -472,37 +500,100 @@
           <w:tblHeader w:val="on"/>
         </w:trPr>
         <w:tc>
-          <w:tcPr/>
+          <w:tcPr>
+            <w:tcMar>
+              <w:top w:w="40" w:type="dxa"/>
+              <w:bottom w:w="40" w:type="dxa"/>
+              <w:left w:w="60" w:type="dxa"/>
+              <w:right w:w="60" w:type="dxa"/>
+            </w:tcMar>
+            <w:shd w:fill="1A365D" w:val="clear"/>
+            <w:tcMar>
+              <w:top w:w="40" w:type="dxa"/>
+              <w:bottom w:w="40" w:type="dxa"/>
+              <w:left w:w="60" w:type="dxa"/>
+              <w:right w:w="60" w:type="dxa"/>
+            </w:tcMar>
+          </w:tcPr>
           <w:p>
             <w:pPr>
               <w:pStyle w:val="Compact"/>
+              <w:spacing w:before="0" w:after="40" w:line="264" w:lineRule="auto"/>
               <w:jc w:val="left"/>
             </w:pPr>
             <w:r>
+              <w:rPr>
+                <w:rFonts w:ascii="Calibri" w:hAnsi="Calibri"/>
+                <w:b/>
+                <w:color w:val="FFFFFF"/>
+                <w:sz w:val="18"/>
+              </w:rPr>
               <w:t xml:space="preserve">Method</w:t>
             </w:r>
           </w:p>
         </w:tc>
         <w:tc>
-          <w:tcPr/>
+          <w:tcPr>
+            <w:tcMar>
+              <w:top w:w="40" w:type="dxa"/>
+              <w:bottom w:w="40" w:type="dxa"/>
+              <w:left w:w="60" w:type="dxa"/>
+              <w:right w:w="60" w:type="dxa"/>
+            </w:tcMar>
+            <w:shd w:fill="1A365D" w:val="clear"/>
+            <w:tcMar>
+              <w:top w:w="40" w:type="dxa"/>
+              <w:bottom w:w="40" w:type="dxa"/>
+              <w:left w:w="60" w:type="dxa"/>
+              <w:right w:w="60" w:type="dxa"/>
+            </w:tcMar>
+          </w:tcPr>
           <w:p>
             <w:pPr>
               <w:pStyle w:val="Compact"/>
+              <w:spacing w:before="0" w:after="40" w:line="264" w:lineRule="auto"/>
               <w:jc w:val="left"/>
             </w:pPr>
             <w:r>
+              <w:rPr>
+                <w:rFonts w:ascii="Calibri" w:hAnsi="Calibri"/>
+                <w:b/>
+                <w:color w:val="FFFFFF"/>
+                <w:sz w:val="18"/>
+              </w:rPr>
               <w:t xml:space="preserve">Path</w:t>
             </w:r>
           </w:p>
         </w:tc>
         <w:tc>
-          <w:tcPr/>
+          <w:tcPr>
+            <w:tcMar>
+              <w:top w:w="40" w:type="dxa"/>
+              <w:bottom w:w="40" w:type="dxa"/>
+              <w:left w:w="60" w:type="dxa"/>
+              <w:right w:w="60" w:type="dxa"/>
+            </w:tcMar>
+            <w:shd w:fill="1A365D" w:val="clear"/>
+            <w:tcMar>
+              <w:top w:w="40" w:type="dxa"/>
+              <w:bottom w:w="40" w:type="dxa"/>
+              <w:left w:w="60" w:type="dxa"/>
+              <w:right w:w="60" w:type="dxa"/>
+            </w:tcMar>
+          </w:tcPr>
           <w:p>
             <w:pPr>
               <w:pStyle w:val="Compact"/>
+              <w:spacing w:before="0" w:after="40" w:line="264" w:lineRule="auto"/>
               <w:jc w:val="left"/>
             </w:pPr>
             <w:r>
+              <w:rPr>
+                <w:rFonts w:ascii="Calibri" w:hAnsi="Calibri"/>
+                <w:b/>
+                <w:color w:val="FFFFFF"/>
+                <w:sz w:val="18"/>
+              </w:rPr>
               <w:t xml:space="preserve">Auth</w:t>
             </w:r>
           </w:p>
@@ -510,40 +601,92 @@
       </w:tr>
       <w:tr>
         <w:tc>
-          <w:tcPr/>
+          <w:tcPr>
+            <w:tcMar>
+              <w:top w:w="40" w:type="dxa"/>
+              <w:bottom w:w="40" w:type="dxa"/>
+              <w:left w:w="60" w:type="dxa"/>
+              <w:right w:w="60" w:type="dxa"/>
+            </w:tcMar>
+            <w:tcMar>
+              <w:top w:w="40" w:type="dxa"/>
+              <w:bottom w:w="40" w:type="dxa"/>
+              <w:left w:w="60" w:type="dxa"/>
+              <w:right w:w="60" w:type="dxa"/>
+            </w:tcMar>
+          </w:tcPr>
           <w:p>
             <w:pPr>
               <w:pStyle w:val="Compact"/>
+              <w:spacing w:before="0" w:after="40" w:line="264" w:lineRule="auto"/>
               <w:jc w:val="left"/>
             </w:pPr>
             <w:r>
+              <w:rPr>
+                <w:rFonts w:ascii="Calibri" w:hAnsi="Calibri"/>
+                <w:sz w:val="18"/>
+              </w:rPr>
               <w:t xml:space="preserve">POST</w:t>
             </w:r>
           </w:p>
         </w:tc>
         <w:tc>
-          <w:tcPr/>
+          <w:tcPr>
+            <w:tcMar>
+              <w:top w:w="40" w:type="dxa"/>
+              <w:bottom w:w="40" w:type="dxa"/>
+              <w:left w:w="60" w:type="dxa"/>
+              <w:right w:w="60" w:type="dxa"/>
+            </w:tcMar>
+            <w:tcMar>
+              <w:top w:w="40" w:type="dxa"/>
+              <w:bottom w:w="40" w:type="dxa"/>
+              <w:left w:w="60" w:type="dxa"/>
+              <w:right w:w="60" w:type="dxa"/>
+            </w:tcMar>
+          </w:tcPr>
           <w:p>
             <w:pPr>
               <w:pStyle w:val="Compact"/>
+              <w:spacing w:before="0" w:after="40" w:line="264" w:lineRule="auto"/>
               <w:jc w:val="left"/>
             </w:pPr>
             <w:r>
               <w:rPr>
                 <w:rStyle w:val="VerbatimChar"/>
+                <w:rFonts w:ascii="Calibri" w:hAnsi="Calibri"/>
+                <w:sz w:val="18"/>
               </w:rPr>
               <w:t xml:space="preserve">/auth/login</w:t>
             </w:r>
           </w:p>
         </w:tc>
         <w:tc>
-          <w:tcPr/>
+          <w:tcPr>
+            <w:tcMar>
+              <w:top w:w="40" w:type="dxa"/>
+              <w:bottom w:w="40" w:type="dxa"/>
+              <w:left w:w="60" w:type="dxa"/>
+              <w:right w:w="60" w:type="dxa"/>
+            </w:tcMar>
+            <w:tcMar>
+              <w:top w:w="40" w:type="dxa"/>
+              <w:bottom w:w="40" w:type="dxa"/>
+              <w:left w:w="60" w:type="dxa"/>
+              <w:right w:w="60" w:type="dxa"/>
+            </w:tcMar>
+          </w:tcPr>
           <w:p>
             <w:pPr>
               <w:pStyle w:val="Compact"/>
+              <w:spacing w:before="0" w:after="40" w:line="264" w:lineRule="auto"/>
               <w:jc w:val="left"/>
             </w:pPr>
             <w:r>
+              <w:rPr>
+                <w:rFonts w:ascii="Calibri" w:hAnsi="Calibri"/>
+                <w:sz w:val="18"/>
+              </w:rPr>
               <w:t xml:space="preserve">Public</w:t>
             </w:r>
           </w:p>
@@ -551,40 +694,92 @@
       </w:tr>
       <w:tr>
         <w:tc>
-          <w:tcPr/>
+          <w:tcPr>
+            <w:tcMar>
+              <w:top w:w="40" w:type="dxa"/>
+              <w:bottom w:w="40" w:type="dxa"/>
+              <w:left w:w="60" w:type="dxa"/>
+              <w:right w:w="60" w:type="dxa"/>
+            </w:tcMar>
+            <w:tcMar>
+              <w:top w:w="40" w:type="dxa"/>
+              <w:bottom w:w="40" w:type="dxa"/>
+              <w:left w:w="60" w:type="dxa"/>
+              <w:right w:w="60" w:type="dxa"/>
+            </w:tcMar>
+          </w:tcPr>
           <w:p>
             <w:pPr>
               <w:pStyle w:val="Compact"/>
+              <w:spacing w:before="0" w:after="40" w:line="264" w:lineRule="auto"/>
               <w:jc w:val="left"/>
             </w:pPr>
             <w:r>
+              <w:rPr>
+                <w:rFonts w:ascii="Calibri" w:hAnsi="Calibri"/>
+                <w:sz w:val="18"/>
+              </w:rPr>
               <w:t xml:space="preserve">POST</w:t>
             </w:r>
           </w:p>
         </w:tc>
         <w:tc>
-          <w:tcPr/>
+          <w:tcPr>
+            <w:tcMar>
+              <w:top w:w="40" w:type="dxa"/>
+              <w:bottom w:w="40" w:type="dxa"/>
+              <w:left w:w="60" w:type="dxa"/>
+              <w:right w:w="60" w:type="dxa"/>
+            </w:tcMar>
+            <w:tcMar>
+              <w:top w:w="40" w:type="dxa"/>
+              <w:bottom w:w="40" w:type="dxa"/>
+              <w:left w:w="60" w:type="dxa"/>
+              <w:right w:w="60" w:type="dxa"/>
+            </w:tcMar>
+          </w:tcPr>
           <w:p>
             <w:pPr>
               <w:pStyle w:val="Compact"/>
+              <w:spacing w:before="0" w:after="40" w:line="264" w:lineRule="auto"/>
               <w:jc w:val="left"/>
             </w:pPr>
             <w:r>
               <w:rPr>
                 <w:rStyle w:val="VerbatimChar"/>
+                <w:rFonts w:ascii="Calibri" w:hAnsi="Calibri"/>
+                <w:sz w:val="18"/>
               </w:rPr>
               <w:t xml:space="preserve">/auth/logout</w:t>
             </w:r>
           </w:p>
         </w:tc>
         <w:tc>
-          <w:tcPr/>
+          <w:tcPr>
+            <w:tcMar>
+              <w:top w:w="40" w:type="dxa"/>
+              <w:bottom w:w="40" w:type="dxa"/>
+              <w:left w:w="60" w:type="dxa"/>
+              <w:right w:w="60" w:type="dxa"/>
+            </w:tcMar>
+            <w:tcMar>
+              <w:top w:w="40" w:type="dxa"/>
+              <w:bottom w:w="40" w:type="dxa"/>
+              <w:left w:w="60" w:type="dxa"/>
+              <w:right w:w="60" w:type="dxa"/>
+            </w:tcMar>
+          </w:tcPr>
           <w:p>
             <w:pPr>
               <w:pStyle w:val="Compact"/>
+              <w:spacing w:before="0" w:after="40" w:line="264" w:lineRule="auto"/>
               <w:jc w:val="left"/>
             </w:pPr>
             <w:r>
+              <w:rPr>
+                <w:rFonts w:ascii="Calibri" w:hAnsi="Calibri"/>
+                <w:sz w:val="18"/>
+              </w:rPr>
               <w:t xml:space="preserve">Authenticated</w:t>
             </w:r>
           </w:p>
@@ -592,40 +787,92 @@
       </w:tr>
       <w:tr>
         <w:tc>
-          <w:tcPr/>
+          <w:tcPr>
+            <w:tcMar>
+              <w:top w:w="40" w:type="dxa"/>
+              <w:bottom w:w="40" w:type="dxa"/>
+              <w:left w:w="60" w:type="dxa"/>
+              <w:right w:w="60" w:type="dxa"/>
+            </w:tcMar>
+            <w:tcMar>
+              <w:top w:w="40" w:type="dxa"/>
+              <w:bottom w:w="40" w:type="dxa"/>
+              <w:left w:w="60" w:type="dxa"/>
+              <w:right w:w="60" w:type="dxa"/>
+            </w:tcMar>
+          </w:tcPr>
           <w:p>
             <w:pPr>
               <w:pStyle w:val="Compact"/>
+              <w:spacing w:before="0" w:after="40" w:line="264" w:lineRule="auto"/>
               <w:jc w:val="left"/>
             </w:pPr>
             <w:r>
+              <w:rPr>
+                <w:rFonts w:ascii="Calibri" w:hAnsi="Calibri"/>
+                <w:sz w:val="18"/>
+              </w:rPr>
               <w:t xml:space="preserve">GET</w:t>
             </w:r>
           </w:p>
         </w:tc>
         <w:tc>
-          <w:tcPr/>
+          <w:tcPr>
+            <w:tcMar>
+              <w:top w:w="40" w:type="dxa"/>
+              <w:bottom w:w="40" w:type="dxa"/>
+              <w:left w:w="60" w:type="dxa"/>
+              <w:right w:w="60" w:type="dxa"/>
+            </w:tcMar>
+            <w:tcMar>
+              <w:top w:w="40" w:type="dxa"/>
+              <w:bottom w:w="40" w:type="dxa"/>
+              <w:left w:w="60" w:type="dxa"/>
+              <w:right w:w="60" w:type="dxa"/>
+            </w:tcMar>
+          </w:tcPr>
           <w:p>
             <w:pPr>
               <w:pStyle w:val="Compact"/>
+              <w:spacing w:before="0" w:after="40" w:line="264" w:lineRule="auto"/>
               <w:jc w:val="left"/>
             </w:pPr>
             <w:r>
               <w:rPr>
                 <w:rStyle w:val="VerbatimChar"/>
+                <w:rFonts w:ascii="Calibri" w:hAnsi="Calibri"/>
+                <w:sz w:val="18"/>
               </w:rPr>
               <w:t xml:space="preserve">/auth/me</w:t>
             </w:r>
           </w:p>
         </w:tc>
         <w:tc>
-          <w:tcPr/>
+          <w:tcPr>
+            <w:tcMar>
+              <w:top w:w="40" w:type="dxa"/>
+              <w:bottom w:w="40" w:type="dxa"/>
+              <w:left w:w="60" w:type="dxa"/>
+              <w:right w:w="60" w:type="dxa"/>
+            </w:tcMar>
+            <w:tcMar>
+              <w:top w:w="40" w:type="dxa"/>
+              <w:bottom w:w="40" w:type="dxa"/>
+              <w:left w:w="60" w:type="dxa"/>
+              <w:right w:w="60" w:type="dxa"/>
+            </w:tcMar>
+          </w:tcPr>
           <w:p>
             <w:pPr>
               <w:pStyle w:val="Compact"/>
+              <w:spacing w:before="0" w:after="40" w:line="264" w:lineRule="auto"/>
               <w:jc w:val="left"/>
             </w:pPr>
             <w:r>
+              <w:rPr>
+                <w:rFonts w:ascii="Calibri" w:hAnsi="Calibri"/>
+                <w:sz w:val="18"/>
+              </w:rPr>
               <w:t xml:space="preserve">Authenticated</w:t>
             </w:r>
           </w:p>
@@ -633,40 +880,92 @@
       </w:tr>
       <w:tr>
         <w:tc>
-          <w:tcPr/>
+          <w:tcPr>
+            <w:tcMar>
+              <w:top w:w="40" w:type="dxa"/>
+              <w:bottom w:w="40" w:type="dxa"/>
+              <w:left w:w="60" w:type="dxa"/>
+              <w:right w:w="60" w:type="dxa"/>
+            </w:tcMar>
+            <w:tcMar>
+              <w:top w:w="40" w:type="dxa"/>
+              <w:bottom w:w="40" w:type="dxa"/>
+              <w:left w:w="60" w:type="dxa"/>
+              <w:right w:w="60" w:type="dxa"/>
+            </w:tcMar>
+          </w:tcPr>
           <w:p>
             <w:pPr>
               <w:pStyle w:val="Compact"/>
+              <w:spacing w:before="0" w:after="40" w:line="264" w:lineRule="auto"/>
               <w:jc w:val="left"/>
             </w:pPr>
             <w:r>
+              <w:rPr>
+                <w:rFonts w:ascii="Calibri" w:hAnsi="Calibri"/>
+                <w:sz w:val="18"/>
+              </w:rPr>
               <w:t xml:space="preserve">PUT</w:t>
             </w:r>
           </w:p>
         </w:tc>
         <w:tc>
-          <w:tcPr/>
+          <w:tcPr>
+            <w:tcMar>
+              <w:top w:w="40" w:type="dxa"/>
+              <w:bottom w:w="40" w:type="dxa"/>
+              <w:left w:w="60" w:type="dxa"/>
+              <w:right w:w="60" w:type="dxa"/>
+            </w:tcMar>
+            <w:tcMar>
+              <w:top w:w="40" w:type="dxa"/>
+              <w:bottom w:w="40" w:type="dxa"/>
+              <w:left w:w="60" w:type="dxa"/>
+              <w:right w:w="60" w:type="dxa"/>
+            </w:tcMar>
+          </w:tcPr>
           <w:p>
             <w:pPr>
               <w:pStyle w:val="Compact"/>
+              <w:spacing w:before="0" w:after="40" w:line="264" w:lineRule="auto"/>
               <w:jc w:val="left"/>
             </w:pPr>
             <w:r>
               <w:rPr>
                 <w:rStyle w:val="VerbatimChar"/>
+                <w:rFonts w:ascii="Calibri" w:hAnsi="Calibri"/>
+                <w:sz w:val="18"/>
               </w:rPr>
               <w:t xml:space="preserve">/auth/password</w:t>
             </w:r>
           </w:p>
         </w:tc>
         <w:tc>
-          <w:tcPr/>
+          <w:tcPr>
+            <w:tcMar>
+              <w:top w:w="40" w:type="dxa"/>
+              <w:bottom w:w="40" w:type="dxa"/>
+              <w:left w:w="60" w:type="dxa"/>
+              <w:right w:w="60" w:type="dxa"/>
+            </w:tcMar>
+            <w:tcMar>
+              <w:top w:w="40" w:type="dxa"/>
+              <w:bottom w:w="40" w:type="dxa"/>
+              <w:left w:w="60" w:type="dxa"/>
+              <w:right w:w="60" w:type="dxa"/>
+            </w:tcMar>
+          </w:tcPr>
           <w:p>
             <w:pPr>
               <w:pStyle w:val="Compact"/>
+              <w:spacing w:before="0" w:after="40" w:line="264" w:lineRule="auto"/>
               <w:jc w:val="left"/>
             </w:pPr>
             <w:r>
+              <w:rPr>
+                <w:rFonts w:ascii="Calibri" w:hAnsi="Calibri"/>
+                <w:sz w:val="18"/>
+              </w:rPr>
               <w:t xml:space="preserve">Authenticated</w:t>
             </w:r>
           </w:p>
@@ -690,6 +989,8 @@
           <w:ilvl w:val="0"/>
           <w:numId w:val="1002"/>
         </w:numPr>
+        <w:spacing w:after="160" w:line="276" w:lineRule="auto"/>
+        <w:jc w:val="left"/>
       </w:pPr>
       <w:r>
         <w:rPr>
@@ -705,6 +1006,8 @@
           <w:ilvl w:val="0"/>
           <w:numId w:val="1002"/>
         </w:numPr>
+        <w:spacing w:after="160" w:line="276" w:lineRule="auto"/>
+        <w:jc w:val="left"/>
       </w:pPr>
       <w:r>
         <w:rPr>
@@ -745,6 +1048,8 @@
           <w:ilvl w:val="0"/>
           <w:numId w:val="1003"/>
         </w:numPr>
+        <w:spacing w:after="160" w:line="276" w:lineRule="auto"/>
+        <w:jc w:val="left"/>
       </w:pPr>
       <w:r>
         <w:rPr>
@@ -799,6 +1104,8 @@
           <w:ilvl w:val="0"/>
           <w:numId w:val="1003"/>
         </w:numPr>
+        <w:spacing w:after="160" w:line="276" w:lineRule="auto"/>
+        <w:jc w:val="left"/>
       </w:pPr>
       <w:r>
         <w:rPr>
@@ -820,6 +1127,8 @@
           <w:ilvl w:val="0"/>
           <w:numId w:val="1003"/>
         </w:numPr>
+        <w:spacing w:after="160" w:line="276" w:lineRule="auto"/>
+        <w:jc w:val="left"/>
       </w:pPr>
       <w:r>
         <w:rPr>
@@ -850,6 +1159,8 @@
           <w:ilvl w:val="0"/>
           <w:numId w:val="1003"/>
         </w:numPr>
+        <w:spacing w:after="160" w:line="276" w:lineRule="auto"/>
+        <w:jc w:val="left"/>
       </w:pPr>
       <w:r>
         <w:rPr>
@@ -890,6 +1201,8 @@
           <w:ilvl w:val="0"/>
           <w:numId w:val="1004"/>
         </w:numPr>
+        <w:spacing w:after="160" w:line="276" w:lineRule="auto"/>
+        <w:jc w:val="left"/>
       </w:pPr>
       <w:r>
         <w:rPr>
@@ -923,6 +1236,8 @@
           <w:ilvl w:val="0"/>
           <w:numId w:val="1004"/>
         </w:numPr>
+        <w:spacing w:after="160" w:line="276" w:lineRule="auto"/>
+        <w:jc w:val="left"/>
       </w:pPr>
       <w:r>
         <w:rPr>
@@ -950,6 +1265,8 @@
     <w:p>
       <w:pPr>
         <w:pStyle w:val="FirstParagraph"/>
+        <w:spacing w:after="160" w:line="276" w:lineRule="auto"/>
+        <w:jc w:val="left"/>
       </w:pPr>
       <w:r>
         <w:rPr>
@@ -1007,6 +1324,8 @@
     <w:p>
       <w:pPr>
         <w:pStyle w:val="FirstParagraph"/>
+        <w:spacing w:after="160" w:line="276" w:lineRule="auto"/>
+        <w:jc w:val="left"/>
       </w:pPr>
       <w:r>
         <w:rPr>
@@ -1073,6 +1392,8 @@
     <w:p>
       <w:pPr>
         <w:pStyle w:val="FirstParagraph"/>
+        <w:spacing w:after="160" w:line="276" w:lineRule="auto"/>
+        <w:jc w:val="left"/>
       </w:pPr>
       <w:r>
         <w:t xml:space="preserve">None dedicated; JWT via JJWT library.</w:t>
@@ -1095,6 +1416,8 @@
           <w:ilvl w:val="0"/>
           <w:numId w:val="1005"/>
         </w:numPr>
+        <w:spacing w:after="160" w:line="276" w:lineRule="auto"/>
+        <w:jc w:val="left"/>
       </w:pPr>
       <w:r>
         <w:rPr>
@@ -1110,6 +1433,8 @@
           <w:ilvl w:val="0"/>
           <w:numId w:val="1005"/>
         </w:numPr>
+        <w:spacing w:after="160" w:line="276" w:lineRule="auto"/>
+        <w:jc w:val="left"/>
       </w:pPr>
       <w:r>
         <w:rPr>
@@ -1152,6 +1477,8 @@
           <w:ilvl w:val="0"/>
           <w:numId w:val="1005"/>
         </w:numPr>
+        <w:spacing w:after="160" w:line="276" w:lineRule="auto"/>
+        <w:jc w:val="left"/>
       </w:pPr>
       <w:r>
         <w:t xml:space="preserve">Frontend:</w:t>
@@ -1207,6 +1534,8 @@
           <w:ilvl w:val="0"/>
           <w:numId w:val="1006"/>
         </w:numPr>
+        <w:spacing w:after="160" w:line="276" w:lineRule="auto"/>
+        <w:jc w:val="left"/>
       </w:pPr>
       <w:r>
         <w:t xml:space="preserve">Change password:</w:t>
@@ -1259,6 +1588,8 @@
           <w:ilvl w:val="0"/>
           <w:numId w:val="1007"/>
         </w:numPr>
+        <w:spacing w:after="160" w:line="276" w:lineRule="auto"/>
+        <w:jc w:val="left"/>
       </w:pPr>
       <w:r>
         <w:t xml:space="preserve">Stateless sessions; CSRF disabled</w:t>
@@ -1271,6 +1602,8 @@
           <w:ilvl w:val="0"/>
           <w:numId w:val="1007"/>
         </w:numPr>
+        <w:spacing w:after="160" w:line="276" w:lineRule="auto"/>
+        <w:jc w:val="left"/>
       </w:pPr>
       <w:r>
         <w:t xml:space="preserve">Only</w:t>
@@ -1298,6 +1631,8 @@
           <w:ilvl w:val="0"/>
           <w:numId w:val="1007"/>
         </w:numPr>
+        <w:spacing w:after="160" w:line="276" w:lineRule="auto"/>
+        <w:jc w:val="left"/>
       </w:pPr>
       <w:r>
         <w:t xml:space="preserve">Roles not in JWT claims — refreshed from DB per request</w:t>
@@ -1316,6 +1651,8 @@
     <w:p>
       <w:pPr>
         <w:pStyle w:val="FirstParagraph"/>
+        <w:spacing w:after="160" w:line="276" w:lineRule="auto"/>
+        <w:jc w:val="left"/>
       </w:pPr>
       <w:r>
         <w:rPr>
@@ -1379,6 +1716,8 @@
     <w:p>
       <w:pPr>
         <w:pStyle w:val="FirstParagraph"/>
+        <w:spacing w:after="160" w:line="276" w:lineRule="auto"/>
+        <w:jc w:val="left"/>
       </w:pPr>
       <w:r>
         <w:t xml:space="preserve">Spring Security TRACE enabled in dev properties (noise in production).</w:t>
@@ -1397,6 +1736,8 @@
     <w:p>
       <w:pPr>
         <w:pStyle w:val="FirstParagraph"/>
+        <w:spacing w:after="160" w:line="276" w:lineRule="auto"/>
+        <w:jc w:val="left"/>
       </w:pPr>
       <w:r>
         <w:t xml:space="preserve">No dedicated audit event table. User</w:t>
@@ -1440,6 +1781,8 @@
           <w:ilvl w:val="0"/>
           <w:numId w:val="1008"/>
         </w:numPr>
+        <w:spacing w:after="160" w:line="276" w:lineRule="auto"/>
+        <w:jc w:val="left"/>
       </w:pPr>
       <w:r>
         <w:t xml:space="preserve">Redeploy script smoke:</w:t>
@@ -1491,6 +1834,8 @@
           <w:ilvl w:val="0"/>
           <w:numId w:val="1008"/>
         </w:numPr>
+        <w:spacing w:after="160" w:line="276" w:lineRule="auto"/>
+        <w:jc w:val="left"/>
       </w:pPr>
       <w:r>
         <w:t xml:space="preserve">Manual: wrong password → lockout behavior</w:t>
@@ -1503,6 +1848,8 @@
           <w:ilvl w:val="0"/>
           <w:numId w:val="1008"/>
         </w:numPr>
+        <w:spacing w:after="160" w:line="276" w:lineRule="auto"/>
+        <w:jc w:val="left"/>
       </w:pPr>
       <w:r>
         <w:t xml:space="preserve">Guard: visit ADMIN route as EMPLOYEE</w:t>
@@ -1525,6 +1872,8 @@
           <w:ilvl w:val="0"/>
           <w:numId w:val="1009"/>
         </w:numPr>
+        <w:spacing w:after="160" w:line="276" w:lineRule="auto"/>
+        <w:jc w:val="left"/>
       </w:pPr>
       <w:r>
         <w:t xml:space="preserve">Embed roles in JWT (trade-off: stale roles vs DB hit)</w:t>
@@ -1537,6 +1886,8 @@
           <w:ilvl w:val="0"/>
           <w:numId w:val="1009"/>
         </w:numPr>
+        <w:spacing w:after="160" w:line="276" w:lineRule="auto"/>
+        <w:jc w:val="left"/>
       </w:pPr>
       <w:r>
         <w:t xml:space="preserve">Refresh tokens</w:t>
@@ -1549,6 +1900,8 @@
           <w:ilvl w:val="0"/>
           <w:numId w:val="1009"/>
         </w:numPr>
+        <w:spacing w:after="160" w:line="276" w:lineRule="auto"/>
+        <w:jc w:val="left"/>
       </w:pPr>
       <w:r>
         <w:t xml:space="preserve">MFA</w:t>
@@ -1561,12 +1914,18 @@
           <w:ilvl w:val="0"/>
           <w:numId w:val="1009"/>
         </w:numPr>
+        <w:spacing w:after="160" w:line="276" w:lineRule="auto"/>
+        <w:jc w:val="left"/>
       </w:pPr>
       <w:r>
         <w:t xml:space="preserve">Move secrets to env / Liberty jasypt</w:t>
       </w:r>
     </w:p>
     <w:p>
+      <w:pPr>
+        <w:spacing w:after="160" w:line="276" w:lineRule="auto"/>
+        <w:jc w:val="left"/>
+      </w:pPr>
       <w:r>
         <w:pict>
           <v:rect style="width:0;height:1.5pt" o:hralign="center" o:hrstd="t" o:hr="t"/>
@@ -1596,9 +1955,17 @@
     <w:tbl>
       <w:tblPr>
         <w:tblStyle w:val="Table"/>
-        <w:tblW w:type="pct" w:w="4878"/>
-        <w:tblLayout w:type="fixed"/>
+        <w:tblW w:type="pct" w:w="5000"/>
+        <w:tblLayout w:type="autofit"/>
         <w:tblLook w:firstRow="1" w:lastRow="0" w:firstColumn="0" w:lastColumn="0" w:noHBand="0" w:noVBand="0" w:val="0020"/>
+        <w:tblBorders>
+          <w:top w:val="single" w:sz="4" w:space="0" w:color="CBD5E0"/>
+          <w:left w:val="single" w:sz="4" w:space="0" w:color="CBD5E0"/>
+          <w:bottom w:val="single" w:sz="4" w:space="0" w:color="CBD5E0"/>
+          <w:right w:val="single" w:sz="4" w:space="0" w:color="CBD5E0"/>
+          <w:insideH w:val="single" w:sz="4" w:space="0" w:color="CBD5E0"/>
+          <w:insideV w:val="single" w:sz="4" w:space="0" w:color="CBD5E0"/>
+        </w:tblBorders>
       </w:tblPr>
       <w:tblGrid>
         <w:gridCol w:w="2511"/>
@@ -1609,25 +1976,67 @@
           <w:tblHeader w:val="on"/>
         </w:trPr>
         <w:tc>
-          <w:tcPr/>
+          <w:tcPr>
+            <w:tcMar>
+              <w:top w:w="40" w:type="dxa"/>
+              <w:bottom w:w="40" w:type="dxa"/>
+              <w:left w:w="60" w:type="dxa"/>
+              <w:right w:w="60" w:type="dxa"/>
+            </w:tcMar>
+            <w:shd w:fill="1A365D" w:val="clear"/>
+            <w:tcMar>
+              <w:top w:w="40" w:type="dxa"/>
+              <w:bottom w:w="40" w:type="dxa"/>
+              <w:left w:w="60" w:type="dxa"/>
+              <w:right w:w="60" w:type="dxa"/>
+            </w:tcMar>
+          </w:tcPr>
           <w:p>
             <w:pPr>
               <w:pStyle w:val="Compact"/>
+              <w:spacing w:before="0" w:after="40" w:line="264" w:lineRule="auto"/>
               <w:jc w:val="left"/>
             </w:pPr>
             <w:r>
+              <w:rPr>
+                <w:rFonts w:ascii="Calibri" w:hAnsi="Calibri"/>
+                <w:b/>
+                <w:color w:val="FFFFFF"/>
+                <w:sz w:val="18"/>
+              </w:rPr>
               <w:t xml:space="preserve">Item</w:t>
             </w:r>
           </w:p>
         </w:tc>
         <w:tc>
-          <w:tcPr/>
+          <w:tcPr>
+            <w:tcMar>
+              <w:top w:w="40" w:type="dxa"/>
+              <w:bottom w:w="40" w:type="dxa"/>
+              <w:left w:w="60" w:type="dxa"/>
+              <w:right w:w="60" w:type="dxa"/>
+            </w:tcMar>
+            <w:shd w:fill="1A365D" w:val="clear"/>
+            <w:tcMar>
+              <w:top w:w="40" w:type="dxa"/>
+              <w:bottom w:w="40" w:type="dxa"/>
+              <w:left w:w="60" w:type="dxa"/>
+              <w:right w:w="60" w:type="dxa"/>
+            </w:tcMar>
+          </w:tcPr>
           <w:p>
             <w:pPr>
               <w:pStyle w:val="Compact"/>
+              <w:spacing w:before="0" w:after="40" w:line="264" w:lineRule="auto"/>
               <w:jc w:val="left"/>
             </w:pPr>
             <w:r>
+              <w:rPr>
+                <w:rFonts w:ascii="Calibri" w:hAnsi="Calibri"/>
+                <w:b/>
+                <w:color w:val="FFFFFF"/>
+                <w:sz w:val="18"/>
+              </w:rPr>
               <w:t xml:space="preserve">Detail</w:t>
             </w:r>
           </w:p>
@@ -1635,27 +2044,61 @@
       </w:tr>
       <w:tr>
         <w:tc>
-          <w:tcPr/>
+          <w:tcPr>
+            <w:tcMar>
+              <w:top w:w="40" w:type="dxa"/>
+              <w:bottom w:w="40" w:type="dxa"/>
+              <w:left w:w="60" w:type="dxa"/>
+              <w:right w:w="60" w:type="dxa"/>
+            </w:tcMar>
+            <w:tcMar>
+              <w:top w:w="40" w:type="dxa"/>
+              <w:bottom w:w="40" w:type="dxa"/>
+              <w:left w:w="60" w:type="dxa"/>
+              <w:right w:w="60" w:type="dxa"/>
+            </w:tcMar>
+          </w:tcPr>
           <w:p>
             <w:pPr>
               <w:pStyle w:val="Compact"/>
+              <w:spacing w:before="0" w:after="40" w:line="264" w:lineRule="auto"/>
               <w:jc w:val="left"/>
             </w:pPr>
             <w:r>
+              <w:rPr>
+                <w:rFonts w:ascii="Calibri" w:hAnsi="Calibri"/>
+                <w:sz w:val="18"/>
+              </w:rPr>
               <w:t xml:space="preserve">Files</w:t>
             </w:r>
           </w:p>
         </w:tc>
         <w:tc>
-          <w:tcPr/>
+          <w:tcPr>
+            <w:tcMar>
+              <w:top w:w="40" w:type="dxa"/>
+              <w:bottom w:w="40" w:type="dxa"/>
+              <w:left w:w="60" w:type="dxa"/>
+              <w:right w:w="60" w:type="dxa"/>
+            </w:tcMar>
+            <w:tcMar>
+              <w:top w:w="40" w:type="dxa"/>
+              <w:bottom w:w="40" w:type="dxa"/>
+              <w:left w:w="60" w:type="dxa"/>
+              <w:right w:w="60" w:type="dxa"/>
+            </w:tcMar>
+          </w:tcPr>
           <w:p>
             <w:pPr>
               <w:pStyle w:val="Compact"/>
+              <w:spacing w:before="0" w:after="40" w:line="264" w:lineRule="auto"/>
               <w:jc w:val="left"/>
             </w:pPr>
             <w:r>
               <w:rPr>
                 <w:rStyle w:val="VerbatimChar"/>
+                <w:rFonts w:ascii="Calibri" w:hAnsi="Calibri"/>
+                <w:sz w:val="18"/>
               </w:rPr>
               <w:t xml:space="preserve">BankOne/src/main/resources/application.properties</w:t>
             </w:r>
@@ -1664,46 +2107,98 @@
       </w:tr>
       <w:tr>
         <w:tc>
-          <w:tcPr/>
+          <w:tcPr>
+            <w:tcMar>
+              <w:top w:w="40" w:type="dxa"/>
+              <w:bottom w:w="40" w:type="dxa"/>
+              <w:left w:w="60" w:type="dxa"/>
+              <w:right w:w="60" w:type="dxa"/>
+            </w:tcMar>
+            <w:tcMar>
+              <w:top w:w="40" w:type="dxa"/>
+              <w:bottom w:w="40" w:type="dxa"/>
+              <w:left w:w="60" w:type="dxa"/>
+              <w:right w:w="60" w:type="dxa"/>
+            </w:tcMar>
+          </w:tcPr>
           <w:p>
             <w:pPr>
               <w:pStyle w:val="Compact"/>
+              <w:spacing w:before="0" w:after="40" w:line="264" w:lineRule="auto"/>
               <w:jc w:val="left"/>
             </w:pPr>
             <w:r>
+              <w:rPr>
+                <w:rFonts w:ascii="Calibri" w:hAnsi="Calibri"/>
+                <w:sz w:val="18"/>
+              </w:rPr>
               <w:t xml:space="preserve">Classes</w:t>
             </w:r>
           </w:p>
         </w:tc>
         <w:tc>
-          <w:tcPr/>
+          <w:tcPr>
+            <w:tcMar>
+              <w:top w:w="40" w:type="dxa"/>
+              <w:bottom w:w="40" w:type="dxa"/>
+              <w:left w:w="60" w:type="dxa"/>
+              <w:right w:w="60" w:type="dxa"/>
+            </w:tcMar>
+            <w:tcMar>
+              <w:top w:w="40" w:type="dxa"/>
+              <w:bottom w:w="40" w:type="dxa"/>
+              <w:left w:w="60" w:type="dxa"/>
+              <w:right w:w="60" w:type="dxa"/>
+            </w:tcMar>
+          </w:tcPr>
           <w:p>
             <w:pPr>
               <w:pStyle w:val="Compact"/>
+              <w:spacing w:before="0" w:after="40" w:line="264" w:lineRule="auto"/>
               <w:jc w:val="left"/>
             </w:pPr>
             <w:r>
               <w:rPr>
                 <w:rStyle w:val="VerbatimChar"/>
+                <w:rFonts w:ascii="Calibri" w:hAnsi="Calibri"/>
+                <w:sz w:val="18"/>
               </w:rPr>
               <w:t xml:space="preserve">JwtService</w:t>
             </w:r>
             <w:r>
+              <w:rPr>
+                <w:rFonts w:ascii="Calibri" w:hAnsi="Calibri"/>
+                <w:sz w:val="18"/>
+              </w:rPr>
               <w:t xml:space="preserve"> </w:t>
             </w:r>
             <w:r>
+              <w:rPr>
+                <w:rFonts w:ascii="Calibri" w:hAnsi="Calibri"/>
+                <w:sz w:val="18"/>
+              </w:rPr>
               <w:t xml:space="preserve">(reads</w:t>
             </w:r>
             <w:r>
+              <w:rPr>
+                <w:rFonts w:ascii="Calibri" w:hAnsi="Calibri"/>
+                <w:sz w:val="18"/>
+              </w:rPr>
               <w:t xml:space="preserve"> </w:t>
             </w:r>
             <w:r>
               <w:rPr>
                 <w:rStyle w:val="VerbatimChar"/>
+                <w:rFonts w:ascii="Calibri" w:hAnsi="Calibri"/>
+                <w:sz w:val="18"/>
               </w:rPr>
               <w:t xml:space="preserve">@Value</w:t>
             </w:r>
             <w:r>
+              <w:rPr>
+                <w:rFonts w:ascii="Calibri" w:hAnsi="Calibri"/>
+                <w:sz w:val="18"/>
+              </w:rPr>
               <w:t xml:space="preserve">)</w:t>
             </w:r>
           </w:p>
@@ -1711,42 +2206,90 @@
       </w:tr>
       <w:tr>
         <w:tc>
-          <w:tcPr/>
+          <w:tcPr>
+            <w:tcMar>
+              <w:top w:w="40" w:type="dxa"/>
+              <w:bottom w:w="40" w:type="dxa"/>
+              <w:left w:w="60" w:type="dxa"/>
+              <w:right w:w="60" w:type="dxa"/>
+            </w:tcMar>
+            <w:tcMar>
+              <w:top w:w="40" w:type="dxa"/>
+              <w:bottom w:w="40" w:type="dxa"/>
+              <w:left w:w="60" w:type="dxa"/>
+              <w:right w:w="60" w:type="dxa"/>
+            </w:tcMar>
+          </w:tcPr>
           <w:p>
             <w:pPr>
               <w:pStyle w:val="Compact"/>
+              <w:spacing w:before="0" w:after="40" w:line="264" w:lineRule="auto"/>
               <w:jc w:val="left"/>
             </w:pPr>
             <w:r>
+              <w:rPr>
+                <w:rFonts w:ascii="Calibri" w:hAnsi="Calibri"/>
+                <w:sz w:val="18"/>
+              </w:rPr>
               <w:t xml:space="preserve">Methods</w:t>
             </w:r>
           </w:p>
         </w:tc>
         <w:tc>
-          <w:tcPr/>
+          <w:tcPr>
+            <w:tcMar>
+              <w:top w:w="40" w:type="dxa"/>
+              <w:bottom w:w="40" w:type="dxa"/>
+              <w:left w:w="60" w:type="dxa"/>
+              <w:right w:w="60" w:type="dxa"/>
+            </w:tcMar>
+            <w:tcMar>
+              <w:top w:w="40" w:type="dxa"/>
+              <w:bottom w:w="40" w:type="dxa"/>
+              <w:left w:w="60" w:type="dxa"/>
+              <w:right w:w="60" w:type="dxa"/>
+            </w:tcMar>
+          </w:tcPr>
           <w:p>
             <w:pPr>
               <w:pStyle w:val="Compact"/>
+              <w:spacing w:before="0" w:after="40" w:line="264" w:lineRule="auto"/>
               <w:jc w:val="left"/>
             </w:pPr>
             <w:r>
               <w:rPr>
                 <w:rStyle w:val="VerbatimChar"/>
+                <w:rFonts w:ascii="Calibri" w:hAnsi="Calibri"/>
+                <w:sz w:val="18"/>
               </w:rPr>
               <w:t xml:space="preserve">generateToken()</w:t>
             </w:r>
             <w:r>
+              <w:rPr>
+                <w:rFonts w:ascii="Calibri" w:hAnsi="Calibri"/>
+                <w:sz w:val="18"/>
+              </w:rPr>
               <w:t xml:space="preserve"> </w:t>
             </w:r>
             <w:r>
+              <w:rPr>
+                <w:rFonts w:ascii="Calibri" w:hAnsi="Calibri"/>
+                <w:sz w:val="18"/>
+              </w:rPr>
               <w:t xml:space="preserve">uses</w:t>
             </w:r>
             <w:r>
+              <w:rPr>
+                <w:rFonts w:ascii="Calibri" w:hAnsi="Calibri"/>
+                <w:sz w:val="18"/>
+              </w:rPr>
               <w:t xml:space="preserve"> </w:t>
             </w:r>
             <w:r>
               <w:rPr>
                 <w:rStyle w:val="VerbatimChar"/>
+                <w:rFonts w:ascii="Calibri" w:hAnsi="Calibri"/>
+                <w:sz w:val="18"/>
               </w:rPr>
               <w:t xml:space="preserve">jwt.expiration</w:t>
             </w:r>
@@ -1755,31 +2298,75 @@
       </w:tr>
       <w:tr>
         <w:tc>
-          <w:tcPr/>
+          <w:tcPr>
+            <w:tcMar>
+              <w:top w:w="40" w:type="dxa"/>
+              <w:bottom w:w="40" w:type="dxa"/>
+              <w:left w:w="60" w:type="dxa"/>
+              <w:right w:w="60" w:type="dxa"/>
+            </w:tcMar>
+            <w:tcMar>
+              <w:top w:w="40" w:type="dxa"/>
+              <w:bottom w:w="40" w:type="dxa"/>
+              <w:left w:w="60" w:type="dxa"/>
+              <w:right w:w="60" w:type="dxa"/>
+            </w:tcMar>
+          </w:tcPr>
           <w:p>
             <w:pPr>
               <w:pStyle w:val="Compact"/>
+              <w:spacing w:before="0" w:after="40" w:line="264" w:lineRule="auto"/>
               <w:jc w:val="left"/>
             </w:pPr>
             <w:r>
+              <w:rPr>
+                <w:rFonts w:ascii="Calibri" w:hAnsi="Calibri"/>
+                <w:sz w:val="18"/>
+              </w:rPr>
               <w:t xml:space="preserve">Impact</w:t>
             </w:r>
           </w:p>
         </w:tc>
         <w:tc>
-          <w:tcPr/>
+          <w:tcPr>
+            <w:tcMar>
+              <w:top w:w="40" w:type="dxa"/>
+              <w:bottom w:w="40" w:type="dxa"/>
+              <w:left w:w="60" w:type="dxa"/>
+              <w:right w:w="60" w:type="dxa"/>
+            </w:tcMar>
+            <w:tcMar>
+              <w:top w:w="40" w:type="dxa"/>
+              <w:bottom w:w="40" w:type="dxa"/>
+              <w:left w:w="60" w:type="dxa"/>
+              <w:right w:w="60" w:type="dxa"/>
+            </w:tcMar>
+          </w:tcPr>
           <w:p>
             <w:pPr>
               <w:pStyle w:val="Compact"/>
+              <w:spacing w:before="0" w:after="40" w:line="264" w:lineRule="auto"/>
               <w:jc w:val="left"/>
             </w:pPr>
             <w:r>
+              <w:rPr>
+                <w:rFonts w:ascii="Calibri" w:hAnsi="Calibri"/>
+                <w:sz w:val="18"/>
+              </w:rPr>
               <w:t xml:space="preserve">Active tokens keep old expiry until re-login;</w:t>
             </w:r>
             <w:r>
+              <w:rPr>
+                <w:rFonts w:ascii="Calibri" w:hAnsi="Calibri"/>
+                <w:sz w:val="18"/>
+              </w:rPr>
               <w:t xml:space="preserve"> </w:t>
             </w:r>
             <w:r>
+              <w:rPr>
+                <w:rFonts w:ascii="Calibri" w:hAnsi="Calibri"/>
+                <w:sz w:val="18"/>
+              </w:rPr>
               <w:t xml:space="preserve">document for ops</w:t>
             </w:r>
           </w:p>
@@ -1799,9 +2386,17 @@
     <w:tbl>
       <w:tblPr>
         <w:tblStyle w:val="Table"/>
-        <w:tblW w:type="pct" w:w="4236"/>
-        <w:tblLayout w:type="fixed"/>
+        <w:tblW w:type="pct" w:w="5000"/>
+        <w:tblLayout w:type="autofit"/>
         <w:tblLook w:firstRow="1" w:lastRow="0" w:firstColumn="0" w:lastColumn="0" w:noHBand="0" w:noVBand="0" w:val="0020"/>
+        <w:tblBorders>
+          <w:top w:val="single" w:sz="4" w:space="0" w:color="CBD5E0"/>
+          <w:left w:val="single" w:sz="4" w:space="0" w:color="CBD5E0"/>
+          <w:bottom w:val="single" w:sz="4" w:space="0" w:color="CBD5E0"/>
+          <w:right w:val="single" w:sz="4" w:space="0" w:color="CBD5E0"/>
+          <w:insideH w:val="single" w:sz="4" w:space="0" w:color="CBD5E0"/>
+          <w:insideV w:val="single" w:sz="4" w:space="0" w:color="CBD5E0"/>
+        </w:tblBorders>
       </w:tblPr>
       <w:tblGrid>
         <w:gridCol w:w="2860"/>
@@ -1812,25 +2407,67 @@
           <w:tblHeader w:val="on"/>
         </w:trPr>
         <w:tc>
-          <w:tcPr/>
+          <w:tcPr>
+            <w:tcMar>
+              <w:top w:w="40" w:type="dxa"/>
+              <w:bottom w:w="40" w:type="dxa"/>
+              <w:left w:w="60" w:type="dxa"/>
+              <w:right w:w="60" w:type="dxa"/>
+            </w:tcMar>
+            <w:shd w:fill="1A365D" w:val="clear"/>
+            <w:tcMar>
+              <w:top w:w="40" w:type="dxa"/>
+              <w:bottom w:w="40" w:type="dxa"/>
+              <w:left w:w="60" w:type="dxa"/>
+              <w:right w:w="60" w:type="dxa"/>
+            </w:tcMar>
+          </w:tcPr>
           <w:p>
             <w:pPr>
               <w:pStyle w:val="Compact"/>
+              <w:spacing w:before="0" w:after="40" w:line="264" w:lineRule="auto"/>
               <w:jc w:val="left"/>
             </w:pPr>
             <w:r>
+              <w:rPr>
+                <w:rFonts w:ascii="Calibri" w:hAnsi="Calibri"/>
+                <w:b/>
+                <w:color w:val="FFFFFF"/>
+                <w:sz w:val="18"/>
+              </w:rPr>
               <w:t xml:space="preserve">Item</w:t>
             </w:r>
           </w:p>
         </w:tc>
         <w:tc>
-          <w:tcPr/>
+          <w:tcPr>
+            <w:tcMar>
+              <w:top w:w="40" w:type="dxa"/>
+              <w:bottom w:w="40" w:type="dxa"/>
+              <w:left w:w="60" w:type="dxa"/>
+              <w:right w:w="60" w:type="dxa"/>
+            </w:tcMar>
+            <w:shd w:fill="1A365D" w:val="clear"/>
+            <w:tcMar>
+              <w:top w:w="40" w:type="dxa"/>
+              <w:bottom w:w="40" w:type="dxa"/>
+              <w:left w:w="60" w:type="dxa"/>
+              <w:right w:w="60" w:type="dxa"/>
+            </w:tcMar>
+          </w:tcPr>
           <w:p>
             <w:pPr>
               <w:pStyle w:val="Compact"/>
+              <w:spacing w:before="0" w:after="40" w:line="264" w:lineRule="auto"/>
               <w:jc w:val="left"/>
             </w:pPr>
             <w:r>
+              <w:rPr>
+                <w:rFonts w:ascii="Calibri" w:hAnsi="Calibri"/>
+                <w:b/>
+                <w:color w:val="FFFFFF"/>
+                <w:sz w:val="18"/>
+              </w:rPr>
               <w:t xml:space="preserve">Detail</w:t>
             </w:r>
           </w:p>
@@ -1838,54 +2475,112 @@
       </w:tr>
       <w:tr>
         <w:tc>
-          <w:tcPr/>
+          <w:tcPr>
+            <w:tcMar>
+              <w:top w:w="40" w:type="dxa"/>
+              <w:bottom w:w="40" w:type="dxa"/>
+              <w:left w:w="60" w:type="dxa"/>
+              <w:right w:w="60" w:type="dxa"/>
+            </w:tcMar>
+            <w:tcMar>
+              <w:top w:w="40" w:type="dxa"/>
+              <w:bottom w:w="40" w:type="dxa"/>
+              <w:left w:w="60" w:type="dxa"/>
+              <w:right w:w="60" w:type="dxa"/>
+            </w:tcMar>
+          </w:tcPr>
           <w:p>
             <w:pPr>
               <w:pStyle w:val="Compact"/>
+              <w:spacing w:before="0" w:after="40" w:line="264" w:lineRule="auto"/>
               <w:jc w:val="left"/>
             </w:pPr>
             <w:r>
+              <w:rPr>
+                <w:rFonts w:ascii="Calibri" w:hAnsi="Calibri"/>
+                <w:sz w:val="18"/>
+              </w:rPr>
               <w:t xml:space="preserve">Files</w:t>
             </w:r>
           </w:p>
         </w:tc>
         <w:tc>
-          <w:tcPr/>
+          <w:tcPr>
+            <w:tcMar>
+              <w:top w:w="40" w:type="dxa"/>
+              <w:bottom w:w="40" w:type="dxa"/>
+              <w:left w:w="60" w:type="dxa"/>
+              <w:right w:w="60" w:type="dxa"/>
+            </w:tcMar>
+            <w:tcMar>
+              <w:top w:w="40" w:type="dxa"/>
+              <w:bottom w:w="40" w:type="dxa"/>
+              <w:left w:w="60" w:type="dxa"/>
+              <w:right w:w="60" w:type="dxa"/>
+            </w:tcMar>
+          </w:tcPr>
           <w:p>
             <w:pPr>
               <w:pStyle w:val="Compact"/>
+              <w:spacing w:before="0" w:after="40" w:line="264" w:lineRule="auto"/>
               <w:jc w:val="left"/>
             </w:pPr>
             <w:r>
               <w:rPr>
                 <w:rStyle w:val="VerbatimChar"/>
+                <w:rFonts w:ascii="Calibri" w:hAnsi="Calibri"/>
+                <w:sz w:val="18"/>
               </w:rPr>
               <w:t xml:space="preserve">LoginAttemptService.java</w:t>
             </w:r>
             <w:r>
+              <w:rPr>
+                <w:rFonts w:ascii="Calibri" w:hAnsi="Calibri"/>
+                <w:sz w:val="18"/>
+              </w:rPr>
               <w:t xml:space="preserve">,</w:t>
             </w:r>
             <w:r>
+              <w:rPr>
+                <w:rFonts w:ascii="Calibri" w:hAnsi="Calibri"/>
+                <w:sz w:val="18"/>
+              </w:rPr>
               <w:t xml:space="preserve"> </w:t>
             </w:r>
             <w:r>
               <w:rPr>
                 <w:rStyle w:val="VerbatimChar"/>
+                <w:rFonts w:ascii="Calibri" w:hAnsi="Calibri"/>
+                <w:sz w:val="18"/>
               </w:rPr>
               <w:t xml:space="preserve">User</w:t>
             </w:r>
             <w:r>
+              <w:rPr>
+                <w:rFonts w:ascii="Calibri" w:hAnsi="Calibri"/>
+                <w:sz w:val="18"/>
+              </w:rPr>
               <w:t xml:space="preserve"> </w:t>
             </w:r>
             <w:r>
+              <w:rPr>
+                <w:rFonts w:ascii="Calibri" w:hAnsi="Calibri"/>
+                <w:sz w:val="18"/>
+              </w:rPr>
               <w:t xml:space="preserve">entity fields, possibly</w:t>
             </w:r>
             <w:r>
+              <w:rPr>
+                <w:rFonts w:ascii="Calibri" w:hAnsi="Calibri"/>
+                <w:sz w:val="18"/>
+              </w:rPr>
               <w:t xml:space="preserve"> </w:t>
             </w:r>
             <w:r>
               <w:rPr>
                 <w:rStyle w:val="VerbatimChar"/>
+                <w:rFonts w:ascii="Calibri" w:hAnsi="Calibri"/>
+                <w:sz w:val="18"/>
               </w:rPr>
               <w:t xml:space="preserve">AuthenticationService.login()</w:t>
             </w:r>
@@ -1894,52 +2589,112 @@
       </w:tr>
       <w:tr>
         <w:tc>
-          <w:tcPr/>
+          <w:tcPr>
+            <w:tcMar>
+              <w:top w:w="40" w:type="dxa"/>
+              <w:bottom w:w="40" w:type="dxa"/>
+              <w:left w:w="60" w:type="dxa"/>
+              <w:right w:w="60" w:type="dxa"/>
+            </w:tcMar>
+            <w:tcMar>
+              <w:top w:w="40" w:type="dxa"/>
+              <w:bottom w:w="40" w:type="dxa"/>
+              <w:left w:w="60" w:type="dxa"/>
+              <w:right w:w="60" w:type="dxa"/>
+            </w:tcMar>
+          </w:tcPr>
           <w:p>
             <w:pPr>
               <w:pStyle w:val="Compact"/>
+              <w:spacing w:before="0" w:after="40" w:line="264" w:lineRule="auto"/>
               <w:jc w:val="left"/>
             </w:pPr>
             <w:r>
+              <w:rPr>
+                <w:rFonts w:ascii="Calibri" w:hAnsi="Calibri"/>
+                <w:sz w:val="18"/>
+              </w:rPr>
               <w:t xml:space="preserve">Methods</w:t>
             </w:r>
           </w:p>
         </w:tc>
         <w:tc>
-          <w:tcPr/>
+          <w:tcPr>
+            <w:tcMar>
+              <w:top w:w="40" w:type="dxa"/>
+              <w:bottom w:w="40" w:type="dxa"/>
+              <w:left w:w="60" w:type="dxa"/>
+              <w:right w:w="60" w:type="dxa"/>
+            </w:tcMar>
+            <w:tcMar>
+              <w:top w:w="40" w:type="dxa"/>
+              <w:bottom w:w="40" w:type="dxa"/>
+              <w:left w:w="60" w:type="dxa"/>
+              <w:right w:w="60" w:type="dxa"/>
+            </w:tcMar>
+          </w:tcPr>
           <w:p>
             <w:pPr>
               <w:pStyle w:val="Compact"/>
+              <w:spacing w:before="0" w:after="40" w:line="264" w:lineRule="auto"/>
               <w:jc w:val="left"/>
             </w:pPr>
             <w:r>
               <w:rPr>
                 <w:rStyle w:val="VerbatimChar"/>
+                <w:rFonts w:ascii="Calibri" w:hAnsi="Calibri"/>
+                <w:sz w:val="18"/>
               </w:rPr>
               <w:t xml:space="preserve">incrementFailedAttempts()</w:t>
             </w:r>
             <w:r>
+              <w:rPr>
+                <w:rFonts w:ascii="Calibri" w:hAnsi="Calibri"/>
+                <w:sz w:val="18"/>
+              </w:rPr>
               <w:t xml:space="preserve">, lock</w:t>
             </w:r>
             <w:r>
+              <w:rPr>
+                <w:rFonts w:ascii="Calibri" w:hAnsi="Calibri"/>
+                <w:sz w:val="18"/>
+              </w:rPr>
               <w:t xml:space="preserve"> </w:t>
             </w:r>
             <w:r>
+              <w:rPr>
+                <w:rFonts w:ascii="Calibri" w:hAnsi="Calibri"/>
+                <w:sz w:val="18"/>
+              </w:rPr>
               <w:t xml:space="preserve">check in</w:t>
             </w:r>
             <w:r>
+              <w:rPr>
+                <w:rFonts w:ascii="Calibri" w:hAnsi="Calibri"/>
+                <w:sz w:val="18"/>
+              </w:rPr>
               <w:t xml:space="preserve"> </w:t>
             </w:r>
             <w:r>
               <w:rPr>
                 <w:rStyle w:val="VerbatimChar"/>
+                <w:rFonts w:ascii="Calibri" w:hAnsi="Calibri"/>
+                <w:sz w:val="18"/>
               </w:rPr>
               <w:t xml:space="preserve">BankUserDetails</w:t>
             </w:r>
             <w:r>
+              <w:rPr>
+                <w:rFonts w:ascii="Calibri" w:hAnsi="Calibri"/>
+                <w:sz w:val="18"/>
+              </w:rPr>
               <w:t xml:space="preserve"> </w:t>
             </w:r>
             <w:r>
+              <w:rPr>
+                <w:rFonts w:ascii="Calibri" w:hAnsi="Calibri"/>
+                <w:sz w:val="18"/>
+              </w:rPr>
               <w:t xml:space="preserve">/ login</w:t>
             </w:r>
           </w:p>
@@ -1947,25 +2702,61 @@
       </w:tr>
       <w:tr>
         <w:tc>
-          <w:tcPr/>
+          <w:tcPr>
+            <w:tcMar>
+              <w:top w:w="40" w:type="dxa"/>
+              <w:bottom w:w="40" w:type="dxa"/>
+              <w:left w:w="60" w:type="dxa"/>
+              <w:right w:w="60" w:type="dxa"/>
+            </w:tcMar>
+            <w:tcMar>
+              <w:top w:w="40" w:type="dxa"/>
+              <w:bottom w:w="40" w:type="dxa"/>
+              <w:left w:w="60" w:type="dxa"/>
+              <w:right w:w="60" w:type="dxa"/>
+            </w:tcMar>
+          </w:tcPr>
           <w:p>
             <w:pPr>
               <w:pStyle w:val="Compact"/>
+              <w:spacing w:before="0" w:after="40" w:line="264" w:lineRule="auto"/>
               <w:jc w:val="left"/>
             </w:pPr>
             <w:r>
+              <w:rPr>
+                <w:rFonts w:ascii="Calibri" w:hAnsi="Calibri"/>
+                <w:sz w:val="18"/>
+              </w:rPr>
               <w:t xml:space="preserve">Impact</w:t>
             </w:r>
           </w:p>
         </w:tc>
         <w:tc>
-          <w:tcPr/>
+          <w:tcPr>
+            <w:tcMar>
+              <w:top w:w="40" w:type="dxa"/>
+              <w:bottom w:w="40" w:type="dxa"/>
+              <w:left w:w="60" w:type="dxa"/>
+              <w:right w:w="60" w:type="dxa"/>
+            </w:tcMar>
+            <w:tcMar>
+              <w:top w:w="40" w:type="dxa"/>
+              <w:bottom w:w="40" w:type="dxa"/>
+              <w:left w:w="60" w:type="dxa"/>
+              <w:right w:w="60" w:type="dxa"/>
+            </w:tcMar>
+          </w:tcPr>
           <w:p>
             <w:pPr>
               <w:pStyle w:val="Compact"/>
+              <w:spacing w:before="0" w:after="40" w:line="264" w:lineRule="auto"/>
               <w:jc w:val="left"/>
             </w:pPr>
             <w:r>
+              <w:rPr>
+                <w:rFonts w:ascii="Calibri" w:hAnsi="Calibri"/>
+                <w:sz w:val="18"/>
+              </w:rPr>
               <w:t xml:space="preserve">UX messaging on login page</w:t>
             </w:r>
           </w:p>
@@ -1985,9 +2776,17 @@
     <w:tbl>
       <w:tblPr>
         <w:tblStyle w:val="Table"/>
-        <w:tblW w:type="pct" w:w="4306"/>
-        <w:tblLayout w:type="fixed"/>
+        <w:tblW w:type="pct" w:w="5000"/>
+        <w:tblLayout w:type="autofit"/>
         <w:tblLook w:firstRow="1" w:lastRow="0" w:firstColumn="0" w:lastColumn="0" w:noHBand="0" w:noVBand="0" w:val="0020"/>
+        <w:tblBorders>
+          <w:top w:val="single" w:sz="4" w:space="0" w:color="CBD5E0"/>
+          <w:left w:val="single" w:sz="4" w:space="0" w:color="CBD5E0"/>
+          <w:bottom w:val="single" w:sz="4" w:space="0" w:color="CBD5E0"/>
+          <w:right w:val="single" w:sz="4" w:space="0" w:color="CBD5E0"/>
+          <w:insideH w:val="single" w:sz="4" w:space="0" w:color="CBD5E0"/>
+          <w:insideV w:val="single" w:sz="4" w:space="0" w:color="CBD5E0"/>
+        </w:tblBorders>
       </w:tblPr>
       <w:tblGrid>
         <w:gridCol w:w="3410"/>
@@ -1998,25 +2797,67 @@
           <w:tblHeader w:val="on"/>
         </w:trPr>
         <w:tc>
-          <w:tcPr/>
+          <w:tcPr>
+            <w:tcMar>
+              <w:top w:w="40" w:type="dxa"/>
+              <w:bottom w:w="40" w:type="dxa"/>
+              <w:left w:w="60" w:type="dxa"/>
+              <w:right w:w="60" w:type="dxa"/>
+            </w:tcMar>
+            <w:shd w:fill="1A365D" w:val="clear"/>
+            <w:tcMar>
+              <w:top w:w="40" w:type="dxa"/>
+              <w:bottom w:w="40" w:type="dxa"/>
+              <w:left w:w="60" w:type="dxa"/>
+              <w:right w:w="60" w:type="dxa"/>
+            </w:tcMar>
+          </w:tcPr>
           <w:p>
             <w:pPr>
               <w:pStyle w:val="Compact"/>
+              <w:spacing w:before="0" w:after="40" w:line="264" w:lineRule="auto"/>
               <w:jc w:val="left"/>
             </w:pPr>
             <w:r>
+              <w:rPr>
+                <w:rFonts w:ascii="Calibri" w:hAnsi="Calibri"/>
+                <w:b/>
+                <w:color w:val="FFFFFF"/>
+                <w:sz w:val="18"/>
+              </w:rPr>
               <w:t xml:space="preserve">Item</w:t>
             </w:r>
           </w:p>
         </w:tc>
         <w:tc>
-          <w:tcPr/>
+          <w:tcPr>
+            <w:tcMar>
+              <w:top w:w="40" w:type="dxa"/>
+              <w:bottom w:w="40" w:type="dxa"/>
+              <w:left w:w="60" w:type="dxa"/>
+              <w:right w:w="60" w:type="dxa"/>
+            </w:tcMar>
+            <w:shd w:fill="1A365D" w:val="clear"/>
+            <w:tcMar>
+              <w:top w:w="40" w:type="dxa"/>
+              <w:bottom w:w="40" w:type="dxa"/>
+              <w:left w:w="60" w:type="dxa"/>
+              <w:right w:w="60" w:type="dxa"/>
+            </w:tcMar>
+          </w:tcPr>
           <w:p>
             <w:pPr>
               <w:pStyle w:val="Compact"/>
+              <w:spacing w:before="0" w:after="40" w:line="264" w:lineRule="auto"/>
               <w:jc w:val="left"/>
             </w:pPr>
             <w:r>
+              <w:rPr>
+                <w:rFonts w:ascii="Calibri" w:hAnsi="Calibri"/>
+                <w:b/>
+                <w:color w:val="FFFFFF"/>
+                <w:sz w:val="18"/>
+              </w:rPr>
               <w:t xml:space="preserve">Detail</w:t>
             </w:r>
           </w:p>
@@ -2024,27 +2865,61 @@
       </w:tr>
       <w:tr>
         <w:tc>
-          <w:tcPr/>
+          <w:tcPr>
+            <w:tcMar>
+              <w:top w:w="40" w:type="dxa"/>
+              <w:bottom w:w="40" w:type="dxa"/>
+              <w:left w:w="60" w:type="dxa"/>
+              <w:right w:w="60" w:type="dxa"/>
+            </w:tcMar>
+            <w:tcMar>
+              <w:top w:w="40" w:type="dxa"/>
+              <w:bottom w:w="40" w:type="dxa"/>
+              <w:left w:w="60" w:type="dxa"/>
+              <w:right w:w="60" w:type="dxa"/>
+            </w:tcMar>
+          </w:tcPr>
           <w:p>
             <w:pPr>
               <w:pStyle w:val="Compact"/>
+              <w:spacing w:before="0" w:after="40" w:line="264" w:lineRule="auto"/>
               <w:jc w:val="left"/>
             </w:pPr>
             <w:r>
+              <w:rPr>
+                <w:rFonts w:ascii="Calibri" w:hAnsi="Calibri"/>
+                <w:sz w:val="18"/>
+              </w:rPr>
               <w:t xml:space="preserve">Files</w:t>
             </w:r>
           </w:p>
         </w:tc>
         <w:tc>
-          <w:tcPr/>
+          <w:tcPr>
+            <w:tcMar>
+              <w:top w:w="40" w:type="dxa"/>
+              <w:bottom w:w="40" w:type="dxa"/>
+              <w:left w:w="60" w:type="dxa"/>
+              <w:right w:w="60" w:type="dxa"/>
+            </w:tcMar>
+            <w:tcMar>
+              <w:top w:w="40" w:type="dxa"/>
+              <w:bottom w:w="40" w:type="dxa"/>
+              <w:left w:w="60" w:type="dxa"/>
+              <w:right w:w="60" w:type="dxa"/>
+            </w:tcMar>
+          </w:tcPr>
           <w:p>
             <w:pPr>
               <w:pStyle w:val="Compact"/>
+              <w:spacing w:before="0" w:after="40" w:line="264" w:lineRule="auto"/>
               <w:jc w:val="left"/>
             </w:pPr>
             <w:r>
               <w:rPr>
                 <w:rStyle w:val="VerbatimChar"/>
+                <w:rFonts w:ascii="Calibri" w:hAnsi="Calibri"/>
+                <w:sz w:val="18"/>
               </w:rPr>
               <w:t xml:space="preserve">SecurityConfig.java</w:t>
             </w:r>
@@ -2053,42 +2928,90 @@
       </w:tr>
       <w:tr>
         <w:tc>
-          <w:tcPr/>
+          <w:tcPr>
+            <w:tcMar>
+              <w:top w:w="40" w:type="dxa"/>
+              <w:bottom w:w="40" w:type="dxa"/>
+              <w:left w:w="60" w:type="dxa"/>
+              <w:right w:w="60" w:type="dxa"/>
+            </w:tcMar>
+            <w:tcMar>
+              <w:top w:w="40" w:type="dxa"/>
+              <w:bottom w:w="40" w:type="dxa"/>
+              <w:left w:w="60" w:type="dxa"/>
+              <w:right w:w="60" w:type="dxa"/>
+            </w:tcMar>
+          </w:tcPr>
           <w:p>
             <w:pPr>
               <w:pStyle w:val="Compact"/>
+              <w:spacing w:before="0" w:after="40" w:line="264" w:lineRule="auto"/>
               <w:jc w:val="left"/>
             </w:pPr>
             <w:r>
+              <w:rPr>
+                <w:rFonts w:ascii="Calibri" w:hAnsi="Calibri"/>
+                <w:sz w:val="18"/>
+              </w:rPr>
               <w:t xml:space="preserve">Methods</w:t>
             </w:r>
           </w:p>
         </w:tc>
         <w:tc>
-          <w:tcPr/>
+          <w:tcPr>
+            <w:tcMar>
+              <w:top w:w="40" w:type="dxa"/>
+              <w:bottom w:w="40" w:type="dxa"/>
+              <w:left w:w="60" w:type="dxa"/>
+              <w:right w:w="60" w:type="dxa"/>
+            </w:tcMar>
+            <w:tcMar>
+              <w:top w:w="40" w:type="dxa"/>
+              <w:bottom w:w="40" w:type="dxa"/>
+              <w:left w:w="60" w:type="dxa"/>
+              <w:right w:w="60" w:type="dxa"/>
+            </w:tcMar>
+          </w:tcPr>
           <w:p>
             <w:pPr>
               <w:pStyle w:val="Compact"/>
+              <w:spacing w:before="0" w:after="40" w:line="264" w:lineRule="auto"/>
               <w:jc w:val="left"/>
             </w:pPr>
             <w:r>
               <w:rPr>
                 <w:rStyle w:val="VerbatimChar"/>
+                <w:rFonts w:ascii="Calibri" w:hAnsi="Calibri"/>
+                <w:sz w:val="18"/>
               </w:rPr>
               <w:t xml:space="preserve">securityFilterChain</w:t>
             </w:r>
             <w:r>
+              <w:rPr>
+                <w:rFonts w:ascii="Calibri" w:hAnsi="Calibri"/>
+                <w:sz w:val="18"/>
+              </w:rPr>
               <w:t xml:space="preserve"> </w:t>
             </w:r>
             <w:r>
+              <w:rPr>
+                <w:rFonts w:ascii="Calibri" w:hAnsi="Calibri"/>
+                <w:sz w:val="18"/>
+              </w:rPr>
               <w:t xml:space="preserve">→</w:t>
             </w:r>
             <w:r>
+              <w:rPr>
+                <w:rFonts w:ascii="Calibri" w:hAnsi="Calibri"/>
+                <w:sz w:val="18"/>
+              </w:rPr>
               <w:t xml:space="preserve"> </w:t>
             </w:r>
             <w:r>
               <w:rPr>
                 <w:rStyle w:val="VerbatimChar"/>
+                <w:rFonts w:ascii="Calibri" w:hAnsi="Calibri"/>
+                <w:sz w:val="18"/>
               </w:rPr>
               <w:t xml:space="preserve">authorizeHttpRequests</w:t>
             </w:r>
@@ -2097,33 +3020,75 @@
       </w:tr>
       <w:tr>
         <w:tc>
-          <w:tcPr/>
+          <w:tcPr>
+            <w:tcMar>
+              <w:top w:w="40" w:type="dxa"/>
+              <w:bottom w:w="40" w:type="dxa"/>
+              <w:left w:w="60" w:type="dxa"/>
+              <w:right w:w="60" w:type="dxa"/>
+            </w:tcMar>
+            <w:tcMar>
+              <w:top w:w="40" w:type="dxa"/>
+              <w:bottom w:w="40" w:type="dxa"/>
+              <w:left w:w="60" w:type="dxa"/>
+              <w:right w:w="60" w:type="dxa"/>
+            </w:tcMar>
+          </w:tcPr>
           <w:p>
             <w:pPr>
               <w:pStyle w:val="Compact"/>
+              <w:spacing w:before="0" w:after="40" w:line="264" w:lineRule="auto"/>
               <w:jc w:val="left"/>
             </w:pPr>
             <w:r>
+              <w:rPr>
+                <w:rFonts w:ascii="Calibri" w:hAnsi="Calibri"/>
+                <w:sz w:val="18"/>
+              </w:rPr>
               <w:t xml:space="preserve">Impact</w:t>
             </w:r>
           </w:p>
         </w:tc>
         <w:tc>
-          <w:tcPr/>
+          <w:tcPr>
+            <w:tcMar>
+              <w:top w:w="40" w:type="dxa"/>
+              <w:bottom w:w="40" w:type="dxa"/>
+              <w:left w:w="60" w:type="dxa"/>
+              <w:right w:w="60" w:type="dxa"/>
+            </w:tcMar>
+            <w:tcMar>
+              <w:top w:w="40" w:type="dxa"/>
+              <w:bottom w:w="40" w:type="dxa"/>
+              <w:left w:w="60" w:type="dxa"/>
+              <w:right w:w="60" w:type="dxa"/>
+            </w:tcMar>
+          </w:tcPr>
           <w:p>
             <w:pPr>
               <w:pStyle w:val="Compact"/>
+              <w:spacing w:before="0" w:after="40" w:line="264" w:lineRule="auto"/>
               <w:jc w:val="left"/>
             </w:pPr>
             <w:r>
+              <w:rPr>
+                <w:rFonts w:ascii="Calibri" w:hAnsi="Calibri"/>
+                <w:sz w:val="18"/>
+              </w:rPr>
               <w:t xml:space="preserve">Must not accidentally open</w:t>
             </w:r>
             <w:r>
+              <w:rPr>
+                <w:rFonts w:ascii="Calibri" w:hAnsi="Calibri"/>
+                <w:sz w:val="18"/>
+              </w:rPr>
               <w:t xml:space="preserve"> </w:t>
             </w:r>
             <w:r>
               <w:rPr>
                 <w:rStyle w:val="VerbatimChar"/>
+                <w:rFonts w:ascii="Calibri" w:hAnsi="Calibri"/>
+                <w:sz w:val="18"/>
               </w:rPr>
               <w:t xml:space="preserve">/accounts/**</w:t>
             </w:r>
